--- a/internal_doc/03.开发设计/数值运算溢出-类型提升-修改方案.docx
+++ b/internal_doc/03.开发设计/数值运算溢出-类型提升-修改方案.docx
@@ -119,9 +119,6 @@
     <w:p>
       <w:pPr>
         <w:pStyle w:val="Heading2"/>
-        <w:rPr>
-          <w:rFonts w:hint="eastAsia"/>
-        </w:rPr>
       </w:pPr>
       <w:r>
         <w:rPr>
@@ -137,11 +134,6 @@
       </w:r>
     </w:p>
     <w:p>
-      <w:pPr>
-        <w:rPr>
-          <w:rFonts w:hint="eastAsia"/>
-        </w:rPr>
-      </w:pPr>
       <w:r>
         <w:rPr>
           <w:rFonts w:hint="eastAsia"/>
@@ -309,9 +301,6 @@
     <w:p>
       <w:pPr>
         <w:pStyle w:val="Heading5"/>
-        <w:rPr>
-          <w:rFonts w:hint="eastAsia"/>
-        </w:rPr>
       </w:pPr>
       <w:r>
         <w:rPr>
@@ -321,11 +310,6 @@
       </w:r>
     </w:p>
     <w:p>
-      <w:pPr>
-        <w:rPr>
-          <w:rFonts w:hint="eastAsia"/>
-        </w:rPr>
-      </w:pPr>
       <w:r>
         <w:rPr>
           <w:rFonts w:hint="eastAsia"/>
@@ -369,19 +353,10 @@
         <w:t>decimal</w:t>
       </w:r>
     </w:p>
-    <w:p>
-      <w:pPr>
-        <w:rPr>
-          <w:rFonts w:hint="eastAsia"/>
-        </w:rPr>
-      </w:pPr>
-    </w:p>
+    <w:p/>
     <w:p>
       <w:pPr>
         <w:pStyle w:val="Heading5"/>
-        <w:rPr>
-          <w:rFonts w:hint="eastAsia"/>
-        </w:rPr>
       </w:pPr>
       <w:r>
         <w:rPr>
@@ -391,11 +366,6 @@
       </w:r>
     </w:p>
     <w:p>
-      <w:pPr>
-        <w:rPr>
-          <w:rFonts w:hint="eastAsia"/>
-        </w:rPr>
-      </w:pPr>
       <w:r>
         <w:rPr>
           <w:rFonts w:hint="eastAsia"/>
@@ -440,11 +410,6 @@
       </w:r>
     </w:p>
     <w:p>
-      <w:pPr>
-        <w:rPr>
-          <w:rFonts w:hint="eastAsia"/>
-        </w:rPr>
-      </w:pPr>
       <w:r>
         <w:rPr>
           <w:rFonts w:hint="eastAsia"/>
@@ -452,19 +417,10 @@
         <w:t>其中加减法统一视为加法</w:t>
       </w:r>
     </w:p>
-    <w:p>
-      <w:pPr>
-        <w:rPr>
-          <w:rFonts w:hint="eastAsia"/>
-        </w:rPr>
-      </w:pPr>
-    </w:p>
+    <w:p/>
     <w:p>
       <w:pPr>
         <w:pStyle w:val="Heading5"/>
-        <w:rPr>
-          <w:rFonts w:hint="eastAsia"/>
-        </w:rPr>
       </w:pPr>
       <w:r>
         <w:rPr>
@@ -474,11 +430,6 @@
       </w:r>
     </w:p>
     <w:p>
-      <w:pPr>
-        <w:rPr>
-          <w:rFonts w:hint="eastAsia"/>
-        </w:rPr>
-      </w:pPr>
       <w:r>
         <w:rPr>
           <w:rFonts w:hint="eastAsia"/>
@@ -493,11 +444,6 @@
       </w:r>
     </w:p>
     <w:p>
-      <w:pPr>
-        <w:rPr>
-          <w:rFonts w:hint="eastAsia"/>
-        </w:rPr>
-      </w:pPr>
       <w:r>
         <w:rPr>
           <w:rFonts w:hint="eastAsia"/>
@@ -567,19 +513,10 @@
         <w:t>的运算</w:t>
       </w:r>
     </w:p>
-    <w:p>
-      <w:pPr>
-        <w:rPr>
-          <w:rFonts w:hint="eastAsia"/>
-        </w:rPr>
-      </w:pPr>
-    </w:p>
+    <w:p/>
     <w:p>
       <w:pPr>
         <w:pStyle w:val="Heading5"/>
-        <w:rPr>
-          <w:rFonts w:hint="eastAsia"/>
-        </w:rPr>
       </w:pPr>
       <w:r>
         <w:rPr>
@@ -589,11 +526,6 @@
       </w:r>
     </w:p>
     <w:p>
-      <w:pPr>
-        <w:rPr>
-          <w:rFonts w:hint="eastAsia"/>
-        </w:rPr>
-      </w:pPr>
       <w:r>
         <w:rPr>
           <w:rFonts w:hint="eastAsia"/>
@@ -638,11 +570,6 @@
       </w:r>
     </w:p>
     <w:p>
-      <w:pPr>
-        <w:rPr>
-          <w:rFonts w:hint="eastAsia"/>
-        </w:rPr>
-      </w:pPr>
       <w:r>
         <w:rPr>
           <w:rFonts w:hint="eastAsia"/>
@@ -700,11 +627,6 @@
       </w:r>
     </w:p>
     <w:p>
-      <w:pPr>
-        <w:rPr>
-          <w:rFonts w:hint="eastAsia"/>
-        </w:rPr>
-      </w:pPr>
       <w:r>
         <w:rPr>
           <w:rFonts w:hint="eastAsia"/>
@@ -844,19 +766,8 @@
         <w:t>再作运算。</w:t>
       </w:r>
     </w:p>
-    <w:p>
-      <w:pPr>
-        <w:rPr>
-          <w:rFonts w:hint="eastAsia"/>
-        </w:rPr>
-      </w:pPr>
-    </w:p>
-    <w:p>
-      <w:pPr>
-        <w:rPr>
-          <w:rFonts w:hint="eastAsia"/>
-        </w:rPr>
-      </w:pPr>
+    <w:p/>
+    <w:p>
       <w:r>
         <w:rPr>
           <w:rFonts w:hint="eastAsia"/>
@@ -867,7 +778,6 @@
     <w:p>
       <w:pPr>
         <w:rPr>
-          <w:rFonts w:hint="eastAsia"/>
           <w:b/>
         </w:rPr>
       </w:pPr>
@@ -908,11 +818,6 @@
       </w:r>
     </w:p>
     <w:p>
-      <w:pPr>
-        <w:rPr>
-          <w:rFonts w:hint="eastAsia"/>
-        </w:rPr>
-      </w:pPr>
       <w:r>
         <w:rPr>
           <w:rFonts w:hint="eastAsia"/>
@@ -980,17 +885,10 @@
         <w:t>INT64</w:t>
       </w:r>
     </w:p>
-    <w:p>
-      <w:pPr>
-        <w:rPr>
-          <w:rFonts w:hint="eastAsia"/>
-        </w:rPr>
-      </w:pPr>
-    </w:p>
-    <w:p>
-      <w:pPr>
-        <w:rPr>
-          <w:rFonts w:hint="eastAsia"/>
+    <w:p/>
+    <w:p>
+      <w:pPr>
+        <w:rPr>
           <w:b/>
         </w:rPr>
       </w:pPr>
@@ -1038,9 +936,6 @@
           <w:numId w:val="6"/>
         </w:numPr>
         <w:ind w:firstLineChars="0"/>
-        <w:rPr>
-          <w:rFonts w:hint="eastAsia"/>
-        </w:rPr>
       </w:pPr>
       <w:r>
         <w:rPr>
@@ -1050,11 +945,6 @@
       </w:r>
     </w:p>
     <w:p>
-      <w:pPr>
-        <w:rPr>
-          <w:rFonts w:hint="eastAsia"/>
-        </w:rPr>
-      </w:pPr>
       <w:r>
         <w:rPr>
           <w:rFonts w:hint="eastAsia"/>
@@ -1256,9 +1146,6 @@
           <w:numId w:val="6"/>
         </w:numPr>
         <w:ind w:firstLineChars="0"/>
-        <w:rPr>
-          <w:rFonts w:hint="eastAsia"/>
-        </w:rPr>
       </w:pPr>
       <w:r>
         <w:rPr>
@@ -1268,11 +1155,6 @@
       </w:r>
     </w:p>
     <w:p>
-      <w:pPr>
-        <w:rPr>
-          <w:rFonts w:hint="eastAsia"/>
-        </w:rPr>
-      </w:pPr>
       <w:r>
         <w:rPr>
           <w:rFonts w:hint="eastAsia"/>
@@ -1557,11 +1439,6 @@
       </w:r>
     </w:p>
     <w:p>
-      <w:pPr>
-        <w:rPr>
-          <w:rFonts w:hint="eastAsia"/>
-        </w:rPr>
-      </w:pPr>
       <w:r>
         <w:rPr>
           <w:rFonts w:hint="eastAsia"/>
@@ -1673,9 +1550,6 @@
           <w:numId w:val="6"/>
         </w:numPr>
         <w:ind w:firstLineChars="0"/>
-        <w:rPr>
-          <w:rFonts w:hint="eastAsia"/>
-        </w:rPr>
       </w:pPr>
       <w:r>
         <w:rPr>
@@ -1685,11 +1559,6 @@
       </w:r>
     </w:p>
     <w:p>
-      <w:pPr>
-        <w:rPr>
-          <w:rFonts w:hint="eastAsia"/>
-        </w:rPr>
-      </w:pPr>
       <w:r>
         <w:rPr>
           <w:rFonts w:hint="eastAsia"/>
@@ -1709,17 +1578,10 @@
         <w:t>时，另作处理。</w:t>
       </w:r>
     </w:p>
-    <w:p>
-      <w:pPr>
-        <w:rPr>
-          <w:rFonts w:hint="eastAsia"/>
-        </w:rPr>
-      </w:pPr>
-    </w:p>
-    <w:p>
-      <w:pPr>
-        <w:rPr>
-          <w:rFonts w:hint="eastAsia"/>
+    <w:p/>
+    <w:p>
+      <w:pPr>
+        <w:rPr>
           <w:b/>
         </w:rPr>
       </w:pPr>
@@ -1767,9 +1629,6 @@
           <w:numId w:val="7"/>
         </w:numPr>
         <w:ind w:firstLineChars="0"/>
-        <w:rPr>
-          <w:rFonts w:hint="eastAsia"/>
-        </w:rPr>
       </w:pPr>
       <w:r>
         <w:rPr>
@@ -1779,11 +1638,6 @@
       </w:r>
     </w:p>
     <w:p>
-      <w:pPr>
-        <w:rPr>
-          <w:rFonts w:hint="eastAsia"/>
-        </w:rPr>
-      </w:pPr>
       <w:r>
         <w:rPr>
           <w:rFonts w:hint="eastAsia"/>
@@ -1865,35 +1719,15 @@
           <w:numId w:val="7"/>
         </w:numPr>
         <w:ind w:firstLineChars="0"/>
-        <w:rPr>
-          <w:rFonts w:hint="eastAsia"/>
-        </w:rPr>
-      </w:pPr>
-      <w:r>
-        <w:rPr>
-          <w:rFonts w:hint="eastAsia"/>
-        </w:rPr>
-        <w:t>乘</w:t>
-      </w:r>
-      <w:r>
-        <w:rPr>
-          <w:rFonts w:hint="eastAsia"/>
-        </w:rPr>
-        <w:t>、除</w:t>
-      </w:r>
-      <w:r>
-        <w:rPr>
-          <w:rFonts w:hint="eastAsia"/>
-        </w:rPr>
-        <w:t>法</w:t>
-      </w:r>
-    </w:p>
-    <w:p>
-      <w:pPr>
-        <w:rPr>
-          <w:rFonts w:hint="eastAsia"/>
-        </w:rPr>
-      </w:pPr>
+      </w:pPr>
+      <w:r>
+        <w:rPr>
+          <w:rFonts w:hint="eastAsia"/>
+        </w:rPr>
+        <w:t>乘法</w:t>
+      </w:r>
+    </w:p>
+    <w:p>
       <w:r>
         <w:rPr>
           <w:rFonts w:hint="eastAsia"/>
@@ -1974,11 +1808,6 @@
       </w:r>
     </w:p>
     <w:p>
-      <w:pPr>
-        <w:rPr>
-          <w:rFonts w:hint="eastAsia"/>
-        </w:rPr>
-      </w:pPr>
       <w:r>
         <w:rPr>
           <w:rFonts w:hint="eastAsia"/>
@@ -2151,15 +1980,60 @@
     </w:p>
     <w:p>
       <w:pPr>
-        <w:rPr>
-          <w:rFonts w:hint="eastAsia"/>
-        </w:rPr>
-      </w:pPr>
-    </w:p>
-    <w:p>
-      <w:pPr>
-        <w:rPr>
-          <w:rFonts w:hint="eastAsia"/>
+        <w:pStyle w:val="ListParagraph"/>
+        <w:numPr>
+          <w:ilvl w:val="0"/>
+          <w:numId w:val="7"/>
+        </w:numPr>
+        <w:ind w:firstLineChars="0"/>
+        <w:rPr>
+          <w:rFonts w:hint="eastAsia"/>
+        </w:rPr>
+      </w:pPr>
+      <w:r>
+        <w:rPr>
+          <w:rFonts w:hint="eastAsia"/>
+        </w:rPr>
+        <w:t>除法</w:t>
+      </w:r>
+    </w:p>
+    <w:p>
+      <w:pPr>
+        <w:rPr>
+          <w:rFonts w:hint="eastAsia"/>
+        </w:rPr>
+      </w:pPr>
+      <w:r>
+        <w:rPr>
+          <w:rFonts w:hint="eastAsia"/>
+        </w:rPr>
+        <w:t>分母为</w:t>
+      </w:r>
+      <w:r>
+        <w:rPr>
+          <w:rFonts w:hint="eastAsia"/>
+        </w:rPr>
+        <w:t>0</w:t>
+      </w:r>
+      <w:r>
+        <w:rPr>
+          <w:rFonts w:hint="eastAsia"/>
+        </w:rPr>
+        <w:t>，另作处理；</w:t>
+      </w:r>
+    </w:p>
+    <w:p>
+      <w:r>
+        <w:rPr>
+          <w:rFonts w:hint="eastAsia"/>
+        </w:rPr>
+        <w:t>其他同乘法。</w:t>
+      </w:r>
+    </w:p>
+    <w:p/>
+    <w:p>
+      <w:pPr>
+        <w:rPr>
           <w:b/>
         </w:rPr>
       </w:pPr>
@@ -2200,11 +2074,6 @@
       </w:r>
     </w:p>
     <w:p>
-      <w:pPr>
-        <w:rPr>
-          <w:rFonts w:hint="eastAsia"/>
-        </w:rPr>
-      </w:pPr>
       <w:r>
         <w:rPr>
           <w:rFonts w:hint="eastAsia"/>
@@ -2212,32 +2081,17 @@
         <w:t>无需处理</w:t>
       </w:r>
     </w:p>
-    <w:p>
-      <w:pPr>
-        <w:rPr>
-          <w:rFonts w:hint="eastAsia"/>
-        </w:rPr>
-      </w:pPr>
-    </w:p>
-    <w:p>
-      <w:pPr>
-        <w:rPr>
-          <w:rFonts w:hint="eastAsia"/>
-        </w:rPr>
-      </w:pPr>
-      <w:r>
-        <w:rPr>
-          <w:rFonts w:hint="eastAsia"/>
-        </w:rPr>
+    <w:p/>
+    <w:p>
+      <w:r>
+        <w:rPr>
+          <w:rFonts w:hint="eastAsia"/>
+        </w:rPr>
+        <w:lastRenderedPageBreak/>
         <w:t>附：</w:t>
       </w:r>
     </w:p>
     <w:p>
-      <w:pPr>
-        <w:rPr>
-          <w:rFonts w:hint="eastAsia"/>
-        </w:rPr>
-      </w:pPr>
       <w:r>
         <w:rPr>
           <w:rFonts w:hint="eastAsia"/>
@@ -2276,7 +2130,6 @@
     </w:p>
     <w:p>
       <w:r>
-        <w:lastRenderedPageBreak/>
         <w:t>double min = ( -4.94066e-324, 0x8000000000000001 )</w:t>
       </w:r>
     </w:p>
@@ -2311,11 +2164,6 @@
       </w:r>
     </w:p>
     <w:p>
-      <w:pPr>
-        <w:rPr>
-          <w:rFonts w:hint="eastAsia"/>
-        </w:rPr>
-      </w:pPr>
       <w:r>
         <w:t>d6/d1 = ( 0, 0x0 )</w:t>
       </w:r>

--- a/internal_doc/03.开发设计/数值运算溢出-类型提升-修改方案.docx
+++ b/internal_doc/03.开发设计/数值运算溢出-类型提升-修改方案.docx
@@ -1146,6 +1146,9 @@
           <w:numId w:val="6"/>
         </w:numPr>
         <w:ind w:firstLineChars="0"/>
+        <w:rPr>
+          <w:rFonts w:hint="eastAsia"/>
+        </w:rPr>
       </w:pPr>
       <w:r>
         <w:rPr>
@@ -1155,6 +1158,36 @@
       </w:r>
     </w:p>
     <w:p>
+      <w:pPr>
+        <w:rPr>
+          <w:rFonts w:hint="eastAsia"/>
+        </w:rPr>
+      </w:pPr>
+      <w:r>
+        <w:rPr>
+          <w:rFonts w:hint="eastAsia"/>
+        </w:rPr>
+        <w:t>2.1</w:t>
+      </w:r>
+      <w:r>
+        <w:rPr>
+          <w:rFonts w:hint="eastAsia"/>
+        </w:rPr>
+        <w:t>）方法</w:t>
+      </w:r>
+      <w:r>
+        <w:rPr>
+          <w:rFonts w:hint="eastAsia"/>
+        </w:rPr>
+        <w:t>1</w:t>
+      </w:r>
+    </w:p>
+    <w:p>
+      <w:pPr>
+        <w:rPr>
+          <w:rFonts w:hint="eastAsia"/>
+        </w:rPr>
+      </w:pPr>
       <w:r>
         <w:rPr>
           <w:rFonts w:hint="eastAsia"/>
@@ -1183,6 +1216,50 @@
         <w:rPr>
           <w:rFonts w:hint="eastAsia"/>
         </w:rPr>
+        <w:t>a &gt; INT64_MAX / b</w:t>
+      </w:r>
+      <w:r>
+        <w:rPr>
+          <w:rFonts w:hint="eastAsia"/>
+        </w:rPr>
+        <w:t>，说明溢出；</w:t>
+      </w:r>
+    </w:p>
+    <w:p>
+      <w:pPr>
+        <w:rPr>
+          <w:rFonts w:hint="eastAsia"/>
+        </w:rPr>
+      </w:pPr>
+      <w:r>
+        <w:rPr>
+          <w:rFonts w:hint="eastAsia"/>
+        </w:rPr>
+        <w:t>2.2</w:t>
+      </w:r>
+      <w:r>
+        <w:rPr>
+          <w:rFonts w:hint="eastAsia"/>
+        </w:rPr>
+        <w:t>）方法</w:t>
+      </w:r>
+      <w:r>
+        <w:rPr>
+          <w:rFonts w:hint="eastAsia"/>
+        </w:rPr>
+        <w:t>2</w:t>
+      </w:r>
+    </w:p>
+    <w:p>
+      <w:pPr>
+        <w:rPr>
+          <w:rFonts w:hint="eastAsia"/>
+        </w:rPr>
+      </w:pPr>
+      <w:r>
+        <w:rPr>
+          <w:rFonts w:hint="eastAsia"/>
+        </w:rPr>
         <w:t>a</w:t>
       </w:r>
       <w:r>
@@ -1201,19 +1278,67 @@
         <w:rPr>
           <w:rFonts w:hint="eastAsia"/>
         </w:rPr>
-        <w:t>的最高位数相加不超过</w:t>
-      </w:r>
-      <w:r>
-        <w:rPr>
-          <w:rFonts w:hint="eastAsia"/>
-        </w:rPr>
-        <w:t>63</w:t>
-      </w:r>
-      <w:r>
-        <w:rPr>
-          <w:rFonts w:hint="eastAsia"/>
-        </w:rPr>
-        <w:t>，则相乘一定不会溢出</w:t>
+        <w:t>都取其绝对值（对于最小负数再做特殊处理），将</w:t>
+      </w:r>
+      <w:r>
+        <w:rPr>
+          <w:rFonts w:hint="eastAsia"/>
+        </w:rPr>
+        <w:t>a</w:t>
+      </w:r>
+      <w:r>
+        <w:rPr>
+          <w:rFonts w:hint="eastAsia"/>
+        </w:rPr>
+        <w:t>、</w:t>
+      </w:r>
+      <w:r>
+        <w:rPr>
+          <w:rFonts w:hint="eastAsia"/>
+        </w:rPr>
+        <w:t>b</w:t>
+      </w:r>
+      <w:r>
+        <w:rPr>
+          <w:rFonts w:hint="eastAsia"/>
+        </w:rPr>
+        <w:t>都切分为前后两个</w:t>
+      </w:r>
+      <w:r>
+        <w:rPr>
+          <w:rFonts w:hint="eastAsia"/>
+        </w:rPr>
+        <w:t>INT32</w:t>
+      </w:r>
+      <w:r>
+        <w:rPr>
+          <w:rFonts w:hint="eastAsia"/>
+        </w:rPr>
+        <w:t>，设</w:t>
+      </w:r>
+      <w:r>
+        <w:rPr>
+          <w:rFonts w:hint="eastAsia"/>
+        </w:rPr>
+        <w:t>a = a1 * 2^32 + a2</w:t>
+      </w:r>
+      <w:r>
+        <w:rPr>
+          <w:rFonts w:hint="eastAsia"/>
+        </w:rPr>
+        <w:t>，</w:t>
+      </w:r>
+      <w:r>
+        <w:rPr>
+          <w:rFonts w:hint="eastAsia"/>
+        </w:rPr>
+        <w:t>b = b1 * 2^32 + b2</w:t>
+      </w:r>
+      <w:r>
+        <w:rPr>
+          <w:rFonts w:hint="eastAsia"/>
+        </w:rPr>
+        <w:t>，则</w:t>
       </w:r>
       <w:r>
         <w:rPr>
@@ -1221,53 +1346,121 @@
         </w:rPr>
         <w:t xml:space="preserve"> </w:t>
       </w:r>
-      <w:r>
-        <w:rPr>
-          <w:rFonts w:hint="eastAsia"/>
-        </w:rPr>
-        <w:t>（如</w:t>
-      </w:r>
-      <w:r>
-        <w:rPr>
-          <w:rFonts w:hint="eastAsia"/>
-        </w:rPr>
-        <w:t>00111</w:t>
-      </w:r>
-      <w:r>
-        <w:rPr>
-          <w:rFonts w:hint="eastAsia"/>
-        </w:rPr>
-        <w:t>最高位数为</w:t>
-      </w:r>
-      <w:r>
-        <w:rPr>
-          <w:rFonts w:hint="eastAsia"/>
-        </w:rPr>
-        <w:t>3</w:t>
-      </w:r>
-      <w:r>
-        <w:rPr>
-          <w:rFonts w:hint="eastAsia"/>
-        </w:rPr>
-        <w:t>，</w:t>
-      </w:r>
-      <w:r>
-        <w:rPr>
-          <w:rFonts w:hint="eastAsia"/>
-        </w:rPr>
-        <w:t>00011</w:t>
-      </w:r>
-      <w:r>
-        <w:rPr>
-          <w:rFonts w:hint="eastAsia"/>
-        </w:rPr>
-        <w:tab/>
-      </w:r>
-      <w:r>
-        <w:rPr>
-          <w:rFonts w:hint="eastAsia"/>
-        </w:rPr>
-        <w:t>最高位数为</w:t>
+    </w:p>
+    <w:p>
+      <w:pPr>
+        <w:rPr>
+          <w:rFonts w:hint="eastAsia"/>
+        </w:rPr>
+      </w:pPr>
+      <w:r>
+        <w:rPr>
+          <w:rFonts w:hint="eastAsia"/>
+        </w:rPr>
+        <w:t>a * b = a1b 1 * 2^64 + a2b2 + a1b2 * 2^32 + a2b1 * 2^32</w:t>
+      </w:r>
+    </w:p>
+    <w:p>
+      <w:r>
+        <w:rPr>
+          <w:rFonts w:hint="eastAsia"/>
+        </w:rPr>
+        <w:t xml:space="preserve">    = a1b 1 * 2^64 + 2^32 * (a2b2 / 2^32 + a1b2 + a2b1 ) &lt; 2^63</w:t>
+      </w:r>
+    </w:p>
+    <w:p>
+      <w:pPr>
+        <w:rPr>
+          <w:rFonts w:hint="eastAsia"/>
+        </w:rPr>
+      </w:pPr>
+      <w:r>
+        <w:rPr>
+          <w:rFonts w:hint="eastAsia"/>
+        </w:rPr>
+        <w:t>上式中，中间结果都可以使用</w:t>
+      </w:r>
+      <w:r>
+        <w:rPr>
+          <w:rFonts w:hint="eastAsia"/>
+        </w:rPr>
+        <w:t>INT64</w:t>
+      </w:r>
+      <w:r>
+        <w:rPr>
+          <w:rFonts w:hint="eastAsia"/>
+        </w:rPr>
+        <w:t>存储，则：</w:t>
+      </w:r>
+    </w:p>
+    <w:p>
+      <w:pPr>
+        <w:rPr>
+          <w:rFonts w:hint="eastAsia"/>
+        </w:rPr>
+      </w:pPr>
+      <w:r>
+        <w:rPr>
+          <w:rFonts w:hint="eastAsia"/>
+        </w:rPr>
+        <w:t>若</w:t>
+      </w:r>
+      <w:r>
+        <w:rPr>
+          <w:rFonts w:hint="eastAsia"/>
+        </w:rPr>
+        <w:t>a1b 1 &gt; 0</w:t>
+      </w:r>
+      <w:r>
+        <w:rPr>
+          <w:rFonts w:hint="eastAsia"/>
+        </w:rPr>
+        <w:t>，溢出；</w:t>
+      </w:r>
+    </w:p>
+    <w:p>
+      <w:pPr>
+        <w:rPr>
+          <w:rFonts w:hint="eastAsia"/>
+        </w:rPr>
+      </w:pPr>
+      <w:r>
+        <w:rPr>
+          <w:rFonts w:hint="eastAsia"/>
+        </w:rPr>
+        <w:t>若</w:t>
+      </w:r>
+      <w:r>
+        <w:rPr>
+          <w:rFonts w:hint="eastAsia"/>
+        </w:rPr>
+        <w:t>(a2b2 / 2^32 + a1b2 + a2b1 ) &gt;</w:t>
+      </w:r>
+      <w:r>
+        <w:rPr>
+          <w:rFonts w:hint="eastAsia"/>
+        </w:rPr>
+        <w:t>=</w:t>
+      </w:r>
+      <w:r>
+        <w:rPr>
+          <w:rFonts w:hint="eastAsia"/>
+        </w:rPr>
+        <w:t xml:space="preserve"> 2^31</w:t>
+      </w:r>
+      <w:r>
+        <w:rPr>
+          <w:rFonts w:hint="eastAsia"/>
+        </w:rPr>
+        <w:t>，溢出。</w:t>
+      </w:r>
+    </w:p>
+    <w:p>
+      <w:r>
+        <w:rPr>
+          <w:rFonts w:hint="eastAsia"/>
+        </w:rPr>
+        <w:t>以上几种方法，方法</w:t>
       </w:r>
       <w:r>
         <w:rPr>
@@ -1279,267 +1472,19 @@
         <w:rPr>
           <w:rFonts w:hint="eastAsia"/>
         </w:rPr>
-        <w:t>，相乘一定小于</w:t>
-      </w:r>
-      <w:r>
-        <w:rPr>
-          <w:rFonts w:hint="eastAsia"/>
-        </w:rPr>
-        <w:t>11111</w:t>
-      </w:r>
-      <w:r>
-        <w:rPr>
-          <w:rFonts w:hint="eastAsia"/>
-        </w:rPr>
-        <w:t>，最高位数为</w:t>
-      </w:r>
-      <w:r>
-        <w:rPr>
-          <w:rFonts w:hint="eastAsia"/>
-        </w:rPr>
-        <w:t>5</w:t>
-      </w:r>
-      <w:r>
-        <w:rPr>
-          <w:rFonts w:hint="eastAsia"/>
-        </w:rPr>
-        <w:t>）</w:t>
-      </w:r>
-      <w:r>
-        <w:rPr>
-          <w:rFonts w:hint="eastAsia"/>
-        </w:rPr>
-        <w:t xml:space="preserve"> </w:t>
-      </w:r>
-      <w:r>
-        <w:rPr>
-          <w:rFonts w:hint="eastAsia"/>
-        </w:rPr>
-        <w:t>；否则，可能（注意是可能）溢出，则先将</w:t>
-      </w:r>
-      <w:r>
-        <w:rPr>
-          <w:rFonts w:hint="eastAsia"/>
-        </w:rPr>
-        <w:t>a</w:t>
-      </w:r>
-      <w:r>
-        <w:rPr>
-          <w:rFonts w:hint="eastAsia"/>
-        </w:rPr>
-        <w:t>、</w:t>
-      </w:r>
-      <w:r>
-        <w:rPr>
-          <w:rFonts w:hint="eastAsia"/>
-        </w:rPr>
-        <w:t>b</w:t>
-      </w:r>
-      <w:r>
-        <w:rPr>
-          <w:rFonts w:hint="eastAsia"/>
-        </w:rPr>
-        <w:t>提升为</w:t>
-      </w:r>
-      <w:r>
-        <w:rPr>
-          <w:rFonts w:hint="eastAsia"/>
-        </w:rPr>
-        <w:t>decimal</w:t>
-      </w:r>
-      <w:r>
-        <w:rPr>
-          <w:rFonts w:hint="eastAsia"/>
-        </w:rPr>
-        <w:t>，再运算得到</w:t>
-      </w:r>
-      <w:r>
-        <w:rPr>
-          <w:rFonts w:hint="eastAsia"/>
-        </w:rPr>
-        <w:t>decimal</w:t>
-      </w:r>
-      <w:r>
-        <w:rPr>
-          <w:rFonts w:hint="eastAsia"/>
-        </w:rPr>
-        <w:t>类型的</w:t>
-      </w:r>
-      <w:r>
-        <w:rPr>
-          <w:rFonts w:hint="eastAsia"/>
-        </w:rPr>
-        <w:t>c</w:t>
-      </w:r>
-      <w:r>
-        <w:rPr>
-          <w:rFonts w:hint="eastAsia"/>
-        </w:rPr>
-        <w:t>，若</w:t>
-      </w:r>
-      <w:r>
-        <w:rPr>
-          <w:rFonts w:hint="eastAsia"/>
-        </w:rPr>
-        <w:t>c</w:t>
-      </w:r>
-      <w:r>
-        <w:rPr>
-          <w:rFonts w:hint="eastAsia"/>
-        </w:rPr>
-        <w:t>超过</w:t>
-      </w:r>
-      <w:r>
-        <w:rPr>
-          <w:rFonts w:hint="eastAsia"/>
-        </w:rPr>
-        <w:t>INT64</w:t>
-      </w:r>
-      <w:r>
-        <w:rPr>
-          <w:rFonts w:hint="eastAsia"/>
-        </w:rPr>
-        <w:t>边界，</w:t>
-      </w:r>
-      <w:r>
-        <w:rPr>
-          <w:rFonts w:hint="eastAsia"/>
-        </w:rPr>
-        <w:t xml:space="preserve"> </w:t>
-      </w:r>
-      <w:r>
-        <w:rPr>
-          <w:rFonts w:hint="eastAsia"/>
-        </w:rPr>
-        <w:t>则最终结果提升为</w:t>
-      </w:r>
-      <w:r>
-        <w:rPr>
-          <w:rFonts w:hint="eastAsia"/>
-        </w:rPr>
-        <w:t>decimal</w:t>
-      </w:r>
-      <w:r>
-        <w:rPr>
-          <w:rFonts w:hint="eastAsia"/>
-        </w:rPr>
-        <w:t>，否则保持为</w:t>
-      </w:r>
-      <w:r>
-        <w:rPr>
-          <w:rFonts w:hint="eastAsia"/>
-        </w:rPr>
-        <w:t>INT64</w:t>
-      </w:r>
-      <w:r>
-        <w:rPr>
-          <w:rFonts w:hint="eastAsia"/>
-        </w:rPr>
-        <w:t>。</w:t>
-      </w:r>
-    </w:p>
-    <w:p>
-      <w:r>
-        <w:rPr>
-          <w:rFonts w:hint="eastAsia"/>
-        </w:rPr>
-        <w:t>证明：</w:t>
-      </w:r>
-      <w:r>
-        <w:rPr>
-          <w:rFonts w:hint="eastAsia"/>
-        </w:rPr>
-        <w:t>a</w:t>
-      </w:r>
-      <w:r>
-        <w:rPr>
-          <w:rFonts w:hint="eastAsia"/>
-        </w:rPr>
-        <w:t>最高位数</w:t>
-      </w:r>
-      <w:r>
-        <w:rPr>
-          <w:rFonts w:hint="eastAsia"/>
-        </w:rPr>
-        <w:t>x</w:t>
-      </w:r>
-      <w:r>
-        <w:rPr>
-          <w:rFonts w:hint="eastAsia"/>
-        </w:rPr>
-        <w:t>，则</w:t>
-      </w:r>
-      <w:r>
-        <w:rPr>
-          <w:rFonts w:hint="eastAsia"/>
-        </w:rPr>
-        <w:t>a &lt;=</w:t>
-      </w:r>
-      <w:r>
-        <w:rPr>
-          <w:rFonts w:hint="eastAsia"/>
-        </w:rPr>
-        <w:t xml:space="preserve"> 2^x</w:t>
-      </w:r>
-      <w:r>
-        <w:rPr>
-          <w:rFonts w:hint="eastAsia"/>
-        </w:rPr>
-        <w:t>-1</w:t>
-      </w:r>
-      <w:r>
-        <w:rPr>
-          <w:rFonts w:hint="eastAsia"/>
-        </w:rPr>
-        <w:t>，</w:t>
-      </w:r>
-      <w:r>
-        <w:rPr>
-          <w:rFonts w:hint="eastAsia"/>
-        </w:rPr>
-        <w:t>b</w:t>
-      </w:r>
-      <w:r>
-        <w:rPr>
-          <w:rFonts w:hint="eastAsia"/>
-        </w:rPr>
-        <w:t>最高位数</w:t>
-      </w:r>
-      <w:r>
-        <w:rPr>
-          <w:rFonts w:hint="eastAsia"/>
-        </w:rPr>
-        <w:t>y</w:t>
-      </w:r>
-      <w:r>
-        <w:rPr>
-          <w:rFonts w:hint="eastAsia"/>
-        </w:rPr>
-        <w:t>，则</w:t>
-      </w:r>
-      <w:r>
-        <w:rPr>
-          <w:rFonts w:hint="eastAsia"/>
-        </w:rPr>
-        <w:t>a &lt;= 2^y-1</w:t>
-      </w:r>
-      <w:r>
-        <w:rPr>
-          <w:rFonts w:hint="eastAsia"/>
-        </w:rPr>
-        <w:t>，则</w:t>
-      </w:r>
-      <w:r>
-        <w:rPr>
-          <w:rFonts w:hint="eastAsia"/>
-        </w:rPr>
-        <w:t>a*b &lt;2^(x+y)-1 = INT64_MAX = 2^63-1</w:t>
-      </w:r>
-      <w:r>
-        <w:rPr>
-          <w:rFonts w:hint="eastAsia"/>
-        </w:rPr>
-        <w:t>。</w:t>
+        <w:t>效率最高，方法</w:t>
+      </w:r>
+      <w:r>
+        <w:rPr>
+          <w:rFonts w:hint="eastAsia"/>
+        </w:rPr>
+        <w:t>1</w:t>
+      </w:r>
+      <w:r>
+        <w:rPr>
+          <w:rFonts w:hint="eastAsia"/>
+        </w:rPr>
+        <w:t>最简单。</w:t>
       </w:r>
     </w:p>
     <w:p>
@@ -1582,6 +1527,7 @@
     <w:p>
       <w:pPr>
         <w:rPr>
+          <w:rFonts w:hint="eastAsia"/>
           <w:b/>
         </w:rPr>
       </w:pPr>
@@ -1617,6 +1563,26 @@
         <w:rPr>
           <w:rFonts w:hint="eastAsia"/>
           <w:b/>
+        </w:rPr>
+        <w:t>：</w:t>
+      </w:r>
+    </w:p>
+    <w:p>
+      <w:r>
+        <w:rPr>
+          <w:rFonts w:hint="eastAsia"/>
+        </w:rPr>
+        <w:t>方法</w:t>
+      </w:r>
+      <w:r>
+        <w:rPr>
+          <w:rFonts w:hint="eastAsia"/>
+        </w:rPr>
+        <w:t>1</w:t>
+      </w:r>
+      <w:r>
+        <w:rPr>
+          <w:rFonts w:hint="eastAsia"/>
         </w:rPr>
         <w:t>：</w:t>
       </w:r>
@@ -1942,11 +1908,6 @@
       </w:r>
     </w:p>
     <w:p>
-      <w:pPr>
-        <w:rPr>
-          <w:rFonts w:hint="eastAsia"/>
-        </w:rPr>
-      </w:pPr>
       <w:r>
         <w:rPr>
           <w:rFonts w:hint="eastAsia"/>
@@ -1986,9 +1947,6 @@
           <w:numId w:val="7"/>
         </w:numPr>
         <w:ind w:firstLineChars="0"/>
-        <w:rPr>
-          <w:rFonts w:hint="eastAsia"/>
-        </w:rPr>
       </w:pPr>
       <w:r>
         <w:rPr>
@@ -1998,11 +1956,6 @@
       </w:r>
     </w:p>
     <w:p>
-      <w:pPr>
-        <w:rPr>
-          <w:rFonts w:hint="eastAsia"/>
-        </w:rPr>
-      </w:pPr>
       <w:r>
         <w:rPr>
           <w:rFonts w:hint="eastAsia"/>
@@ -2027,9 +1980,364 @@
         <w:rPr>
           <w:rFonts w:hint="eastAsia"/>
         </w:rPr>
+        <w:lastRenderedPageBreak/>
         <w:t>其他同乘法。</w:t>
       </w:r>
     </w:p>
+    <w:p>
+      <w:pPr>
+        <w:rPr>
+          <w:rFonts w:hint="eastAsia"/>
+        </w:rPr>
+      </w:pPr>
+      <w:r>
+        <w:rPr>
+          <w:rFonts w:hint="eastAsia"/>
+        </w:rPr>
+        <w:t>方法</w:t>
+      </w:r>
+      <w:r>
+        <w:rPr>
+          <w:rFonts w:hint="eastAsia"/>
+        </w:rPr>
+        <w:t>2</w:t>
+      </w:r>
+      <w:r>
+        <w:rPr>
+          <w:rFonts w:hint="eastAsia"/>
+        </w:rPr>
+        <w:t>：</w:t>
+      </w:r>
+    </w:p>
+    <w:p>
+      <w:pPr>
+        <w:rPr>
+          <w:rFonts w:hint="eastAsia"/>
+        </w:rPr>
+      </w:pPr>
+      <w:r>
+        <w:rPr>
+          <w:rFonts w:hint="eastAsia"/>
+        </w:rPr>
+        <w:t>仅</w:t>
+      </w:r>
+      <w:r>
+        <w:rPr>
+          <w:rFonts w:hint="eastAsia"/>
+        </w:rPr>
+        <w:t>POSIX</w:t>
+      </w:r>
+      <w:r>
+        <w:rPr>
+          <w:rFonts w:hint="eastAsia"/>
+        </w:rPr>
+        <w:t>、</w:t>
+      </w:r>
+      <w:r>
+        <w:rPr>
+          <w:rFonts w:hint="eastAsia"/>
+        </w:rPr>
+        <w:t>C99</w:t>
+      </w:r>
+      <w:r>
+        <w:rPr>
+          <w:rFonts w:hint="eastAsia"/>
+        </w:rPr>
+        <w:t>、</w:t>
+      </w:r>
+      <w:r>
+        <w:rPr>
+          <w:rFonts w:hint="eastAsia"/>
+        </w:rPr>
+        <w:t>C++11</w:t>
+      </w:r>
+      <w:r>
+        <w:rPr>
+          <w:rFonts w:hint="eastAsia"/>
+        </w:rPr>
+        <w:t>支持，使用</w:t>
+      </w:r>
+      <w:r>
+        <w:rPr>
+          <w:rFonts w:hint="eastAsia"/>
+        </w:rPr>
+        <w:t>&lt;fenv.h&gt;</w:t>
+      </w:r>
+      <w:r>
+        <w:rPr>
+          <w:rFonts w:hint="eastAsia"/>
+        </w:rPr>
+        <w:t>中的异常标志位判断：</w:t>
+      </w:r>
+    </w:p>
+    <w:p>
+      <w:pPr>
+        <w:rPr>
+          <w:rFonts w:hint="eastAsia"/>
+        </w:rPr>
+      </w:pPr>
+      <w:r>
+        <w:rPr>
+          <w:rFonts w:hint="eastAsia"/>
+        </w:rPr>
+        <w:t>int feclearexcept(int)</w:t>
+      </w:r>
+    </w:p>
+    <w:p>
+      <w:pPr>
+        <w:rPr>
+          <w:rFonts w:hint="eastAsia"/>
+        </w:rPr>
+      </w:pPr>
+      <w:r>
+        <w:rPr>
+          <w:rFonts w:hint="eastAsia"/>
+        </w:rPr>
+        <w:t>int fegetexceptflag( fexcept_t *, int )</w:t>
+      </w:r>
+    </w:p>
+    <w:p>
+      <w:pPr>
+        <w:rPr>
+          <w:rFonts w:hint="eastAsia"/>
+        </w:rPr>
+      </w:pPr>
+      <w:r>
+        <w:rPr>
+          <w:rFonts w:hint="eastAsia"/>
+        </w:rPr>
+        <w:t>int feraiseexcept(int)</w:t>
+      </w:r>
+    </w:p>
+    <w:p>
+      <w:pPr>
+        <w:rPr>
+          <w:rFonts w:hint="eastAsia"/>
+        </w:rPr>
+      </w:pPr>
+      <w:r>
+        <w:rPr>
+          <w:rFonts w:hint="eastAsia"/>
+        </w:rPr>
+        <w:t>int fesetexceptflag( const fexcept_t *, int )</w:t>
+      </w:r>
+    </w:p>
+    <w:p>
+      <w:pPr>
+        <w:rPr>
+          <w:rFonts w:hint="eastAsia"/>
+        </w:rPr>
+      </w:pPr>
+      <w:r>
+        <w:rPr>
+          <w:rFonts w:hint="eastAsia"/>
+        </w:rPr>
+        <w:t>int fetestexcept(int)</w:t>
+      </w:r>
+    </w:p>
+    <w:p>
+      <w:pPr>
+        <w:rPr>
+          <w:rFonts w:hint="eastAsia"/>
+        </w:rPr>
+      </w:pPr>
+      <w:r>
+        <w:rPr>
+          <w:rFonts w:hint="eastAsia"/>
+        </w:rPr>
+        <w:t>标志位有：</w:t>
+      </w:r>
+    </w:p>
+    <w:p>
+      <w:pPr>
+        <w:rPr>
+          <w:rFonts w:hint="eastAsia"/>
+        </w:rPr>
+      </w:pPr>
+      <w:r>
+        <w:rPr>
+          <w:rFonts w:hint="eastAsia"/>
+        </w:rPr>
+        <w:t>FE_DIVVYZERO</w:t>
+      </w:r>
+    </w:p>
+    <w:p>
+      <w:pPr>
+        <w:rPr>
+          <w:rFonts w:hint="eastAsia"/>
+        </w:rPr>
+      </w:pPr>
+      <w:r>
+        <w:rPr>
+          <w:rFonts w:hint="eastAsia"/>
+        </w:rPr>
+        <w:t>FE_INEXACT</w:t>
+      </w:r>
+    </w:p>
+    <w:p>
+      <w:pPr>
+        <w:rPr>
+          <w:rFonts w:hint="eastAsia"/>
+        </w:rPr>
+      </w:pPr>
+      <w:r>
+        <w:rPr>
+          <w:rFonts w:hint="eastAsia"/>
+        </w:rPr>
+        <w:t>FE_INVALID</w:t>
+      </w:r>
+    </w:p>
+    <w:p>
+      <w:pPr>
+        <w:rPr>
+          <w:rFonts w:hint="eastAsia"/>
+        </w:rPr>
+      </w:pPr>
+      <w:r>
+        <w:rPr>
+          <w:rFonts w:hint="eastAsia"/>
+        </w:rPr>
+        <w:t>FE_OVERFLOW</w:t>
+      </w:r>
+    </w:p>
+    <w:p>
+      <w:pPr>
+        <w:rPr>
+          <w:rFonts w:hint="eastAsia"/>
+        </w:rPr>
+      </w:pPr>
+      <w:r>
+        <w:rPr>
+          <w:rFonts w:hint="eastAsia"/>
+        </w:rPr>
+        <w:t>FE_UNDERFLOW</w:t>
+      </w:r>
+    </w:p>
+    <w:p>
+      <w:pPr>
+        <w:rPr>
+          <w:rFonts w:hint="eastAsia"/>
+        </w:rPr>
+      </w:pPr>
+      <w:r>
+        <w:rPr>
+          <w:rFonts w:hint="eastAsia"/>
+        </w:rPr>
+        <w:t>例如：</w:t>
+      </w:r>
+    </w:p>
+    <w:p>
+      <w:pPr>
+        <w:rPr>
+          <w:rFonts w:hint="eastAsia"/>
+        </w:rPr>
+      </w:pPr>
+      <w:r>
+        <w:rPr>
+          <w:rFonts w:hint="eastAsia"/>
+          <w:noProof/>
+        </w:rPr>
+        <w:lastRenderedPageBreak/>
+        <w:drawing>
+          <wp:inline distT="0" distB="0" distL="0" distR="0">
+            <wp:extent cx="5274945" cy="6598920"/>
+            <wp:effectExtent l="19050" t="0" r="1905" b="0"/>
+            <wp:docPr id="2" name="Picture 2"/>
+            <wp:cNvGraphicFramePr>
+              <a:graphicFrameLocks xmlns:a="http://schemas.openxmlformats.org/drawingml/2006/main" noChangeAspect="1"/>
+            </wp:cNvGraphicFramePr>
+            <a:graphic xmlns:a="http://schemas.openxmlformats.org/drawingml/2006/main">
+              <a:graphicData uri="http://schemas.openxmlformats.org/drawingml/2006/picture">
+                <pic:pic xmlns:pic="http://schemas.openxmlformats.org/drawingml/2006/picture">
+                  <pic:nvPicPr>
+                    <pic:cNvPr id="0" name="Picture 2"/>
+                    <pic:cNvPicPr>
+                      <a:picLocks noChangeAspect="1" noChangeArrowheads="1"/>
+                    </pic:cNvPicPr>
+                  </pic:nvPicPr>
+                  <pic:blipFill>
+                    <a:blip r:embed="rId7"/>
+                    <a:srcRect/>
+                    <a:stretch>
+                      <a:fillRect/>
+                    </a:stretch>
+                  </pic:blipFill>
+                  <pic:spPr bwMode="auto">
+                    <a:xfrm>
+                      <a:off x="0" y="0"/>
+                      <a:ext cx="5274945" cy="6598920"/>
+                    </a:xfrm>
+                    <a:prstGeom prst="rect">
+                      <a:avLst/>
+                    </a:prstGeom>
+                    <a:noFill/>
+                    <a:ln w="9525">
+                      <a:noFill/>
+                      <a:miter lim="800000"/>
+                      <a:headEnd/>
+                      <a:tailEnd/>
+                    </a:ln>
+                  </pic:spPr>
+                </pic:pic>
+              </a:graphicData>
+            </a:graphic>
+          </wp:inline>
+        </w:drawing>
+      </w:r>
+    </w:p>
+    <w:p>
+      <w:pPr>
+        <w:rPr>
+          <w:rFonts w:hint="eastAsia"/>
+        </w:rPr>
+      </w:pPr>
+      <w:r>
+        <w:rPr>
+          <w:rFonts w:hint="eastAsia"/>
+        </w:rPr>
+        <w:t>结果：</w:t>
+      </w:r>
+    </w:p>
+    <w:p>
+      <w:r>
+        <w:t>d1 = 1.23e+300</w:t>
+      </w:r>
+    </w:p>
+    <w:p>
+      <w:r>
+        <w:t>d2 = 5.4321e+200</w:t>
+      </w:r>
+    </w:p>
+    <w:p>
+      <w:r>
+        <w:t>d3 = 1.2345e-300</w:t>
+      </w:r>
+    </w:p>
+    <w:p>
+      <w:r>
+        <w:t>flags before : overflow = 0 : underflow = 0</w:t>
+      </w:r>
+    </w:p>
+    <w:p>
+      <w:r>
+        <w:t>after d1*d2 : overflow = 1 : underflow = 0</w:t>
+      </w:r>
+    </w:p>
+    <w:p>
+      <w:r>
+        <w:t>flags before : overflow = 0 : underflow = 0</w:t>
+      </w:r>
+    </w:p>
+    <w:p>
+      <w:pPr>
+        <w:rPr>
+          <w:rFonts w:hint="eastAsia"/>
+        </w:rPr>
+      </w:pPr>
+      <w:r>
+        <w:t>after d3/d1 : overflow = 0 : underflow = 1</w:t>
+      </w:r>
+    </w:p>
     <w:p/>
     <w:p>
       <w:pPr>
@@ -2078,6 +2386,7 @@
         <w:rPr>
           <w:rFonts w:hint="eastAsia"/>
         </w:rPr>
+        <w:lastRenderedPageBreak/>
         <w:t>无需处理</w:t>
       </w:r>
     </w:p>
@@ -2087,7 +2396,6 @@
         <w:rPr>
           <w:rFonts w:hint="eastAsia"/>
         </w:rPr>
-        <w:lastRenderedPageBreak/>
         <w:t>附：</w:t>
       </w:r>
     </w:p>
@@ -3264,6 +3572,31 @@
       <w:szCs w:val="24"/>
     </w:rPr>
   </w:style>
+  <w:style w:type="paragraph" w:styleId="BalloonText">
+    <w:name w:val="Balloon Text"/>
+    <w:basedOn w:val="Normal"/>
+    <w:link w:val="BalloonTextChar"/>
+    <w:uiPriority w:val="99"/>
+    <w:semiHidden/>
+    <w:unhideWhenUsed/>
+    <w:rsid w:val="0041047F"/>
+    <w:rPr>
+      <w:sz w:val="16"/>
+      <w:szCs w:val="16"/>
+    </w:rPr>
+  </w:style>
+  <w:style w:type="character" w:customStyle="1" w:styleId="BalloonTextChar">
+    <w:name w:val="Balloon Text Char"/>
+    <w:basedOn w:val="DefaultParagraphFont"/>
+    <w:link w:val="BalloonText"/>
+    <w:uiPriority w:val="99"/>
+    <w:semiHidden/>
+    <w:rsid w:val="0041047F"/>
+    <w:rPr>
+      <w:sz w:val="16"/>
+      <w:szCs w:val="16"/>
+    </w:rPr>
+  </w:style>
 </w:styles>
 </file>
 

--- a/internal_doc/03.开发设计/数值运算溢出-类型提升-修改方案.docx
+++ b/internal_doc/03.开发设计/数值运算溢出-类型提升-修改方案.docx
@@ -1146,9 +1146,6 @@
           <w:numId w:val="6"/>
         </w:numPr>
         <w:ind w:firstLineChars="0"/>
-        <w:rPr>
-          <w:rFonts w:hint="eastAsia"/>
-        </w:rPr>
       </w:pPr>
       <w:r>
         <w:rPr>
@@ -1158,11 +1155,6 @@
       </w:r>
     </w:p>
     <w:p>
-      <w:pPr>
-        <w:rPr>
-          <w:rFonts w:hint="eastAsia"/>
-        </w:rPr>
-      </w:pPr>
       <w:r>
         <w:rPr>
           <w:rFonts w:hint="eastAsia"/>
@@ -1183,11 +1175,6 @@
       </w:r>
     </w:p>
     <w:p>
-      <w:pPr>
-        <w:rPr>
-          <w:rFonts w:hint="eastAsia"/>
-        </w:rPr>
-      </w:pPr>
       <w:r>
         <w:rPr>
           <w:rFonts w:hint="eastAsia"/>
@@ -1226,11 +1213,6 @@
       </w:r>
     </w:p>
     <w:p>
-      <w:pPr>
-        <w:rPr>
-          <w:rFonts w:hint="eastAsia"/>
-        </w:rPr>
-      </w:pPr>
       <w:r>
         <w:rPr>
           <w:rFonts w:hint="eastAsia"/>
@@ -1251,11 +1233,6 @@
       </w:r>
     </w:p>
     <w:p>
-      <w:pPr>
-        <w:rPr>
-          <w:rFonts w:hint="eastAsia"/>
-        </w:rPr>
-      </w:pPr>
       <w:r>
         <w:rPr>
           <w:rFonts w:hint="eastAsia"/>
@@ -1348,11 +1325,6 @@
       </w:r>
     </w:p>
     <w:p>
-      <w:pPr>
-        <w:rPr>
-          <w:rFonts w:hint="eastAsia"/>
-        </w:rPr>
-      </w:pPr>
       <w:r>
         <w:rPr>
           <w:rFonts w:hint="eastAsia"/>
@@ -1369,11 +1341,6 @@
       </w:r>
     </w:p>
     <w:p>
-      <w:pPr>
-        <w:rPr>
-          <w:rFonts w:hint="eastAsia"/>
-        </w:rPr>
-      </w:pPr>
       <w:r>
         <w:rPr>
           <w:rFonts w:hint="eastAsia"/>
@@ -1394,11 +1361,6 @@
       </w:r>
     </w:p>
     <w:p>
-      <w:pPr>
-        <w:rPr>
-          <w:rFonts w:hint="eastAsia"/>
-        </w:rPr>
-      </w:pPr>
       <w:r>
         <w:rPr>
           <w:rFonts w:hint="eastAsia"/>
@@ -1419,11 +1381,6 @@
       </w:r>
     </w:p>
     <w:p>
-      <w:pPr>
-        <w:rPr>
-          <w:rFonts w:hint="eastAsia"/>
-        </w:rPr>
-      </w:pPr>
       <w:r>
         <w:rPr>
           <w:rFonts w:hint="eastAsia"/>
@@ -1527,7 +1484,6 @@
     <w:p>
       <w:pPr>
         <w:rPr>
-          <w:rFonts w:hint="eastAsia"/>
           <w:b/>
         </w:rPr>
       </w:pPr>
@@ -1976,6 +1932,11 @@
       </w:r>
     </w:p>
     <w:p>
+      <w:pPr>
+        <w:rPr>
+          <w:rFonts w:hint="eastAsia"/>
+        </w:rPr>
+      </w:pPr>
       <w:r>
         <w:rPr>
           <w:rFonts w:hint="eastAsia"/>
@@ -2011,10 +1972,635 @@
     </w:p>
     <w:p>
       <w:pPr>
-        <w:rPr>
-          <w:rFonts w:hint="eastAsia"/>
-        </w:rPr>
-      </w:pPr>
+        <w:pStyle w:val="ListParagraph"/>
+        <w:numPr>
+          <w:ilvl w:val="0"/>
+          <w:numId w:val="8"/>
+        </w:numPr>
+        <w:ind w:firstLineChars="0"/>
+        <w:rPr>
+          <w:rFonts w:hint="eastAsia"/>
+        </w:rPr>
+      </w:pPr>
+      <w:r>
+        <w:rPr>
+          <w:rFonts w:hint="eastAsia"/>
+        </w:rPr>
+        <w:t>加法</w:t>
+      </w:r>
+    </w:p>
+    <w:p>
+      <w:pPr>
+        <w:rPr>
+          <w:rFonts w:hint="eastAsia"/>
+        </w:rPr>
+      </w:pPr>
+      <w:r>
+        <w:rPr>
+          <w:rFonts w:hint="eastAsia"/>
+        </w:rPr>
+        <w:t>若</w:t>
+      </w:r>
+      <w:r>
+        <w:rPr>
+          <w:rFonts w:hint="eastAsia"/>
+        </w:rPr>
+        <w:t>a</w:t>
+      </w:r>
+      <w:r>
+        <w:rPr>
+          <w:rFonts w:hint="eastAsia"/>
+        </w:rPr>
+        <w:t>、</w:t>
+      </w:r>
+      <w:r>
+        <w:rPr>
+          <w:rFonts w:hint="eastAsia"/>
+        </w:rPr>
+        <w:t>b</w:t>
+      </w:r>
+      <w:r>
+        <w:rPr>
+          <w:rFonts w:hint="eastAsia"/>
+        </w:rPr>
+        <w:t>都为正，</w:t>
+      </w:r>
+      <w:r>
+        <w:rPr>
+          <w:rFonts w:hint="eastAsia"/>
+        </w:rPr>
+        <w:t xml:space="preserve">a &gt; DBL_MAX </w:t>
+      </w:r>
+      <w:r>
+        <w:t>–</w:t>
+      </w:r>
+      <w:r>
+        <w:rPr>
+          <w:rFonts w:hint="eastAsia"/>
+        </w:rPr>
+        <w:t xml:space="preserve"> b</w:t>
+      </w:r>
+      <w:r>
+        <w:rPr>
+          <w:rFonts w:hint="eastAsia"/>
+        </w:rPr>
+        <w:t>；或</w:t>
+      </w:r>
+      <w:r>
+        <w:rPr>
+          <w:rFonts w:hint="eastAsia"/>
+        </w:rPr>
+        <w:t>a</w:t>
+      </w:r>
+      <w:r>
+        <w:rPr>
+          <w:rFonts w:hint="eastAsia"/>
+        </w:rPr>
+        <w:t>、</w:t>
+      </w:r>
+      <w:r>
+        <w:rPr>
+          <w:rFonts w:hint="eastAsia"/>
+        </w:rPr>
+        <w:t>b</w:t>
+      </w:r>
+      <w:r>
+        <w:rPr>
+          <w:rFonts w:hint="eastAsia"/>
+        </w:rPr>
+        <w:t>都为负，</w:t>
+      </w:r>
+      <w:r>
+        <w:rPr>
+          <w:rFonts w:hint="eastAsia"/>
+        </w:rPr>
+        <w:t xml:space="preserve">a &lt; -DBL_MAX </w:t>
+      </w:r>
+      <w:r>
+        <w:t>–</w:t>
+      </w:r>
+      <w:r>
+        <w:rPr>
+          <w:rFonts w:hint="eastAsia"/>
+        </w:rPr>
+        <w:t xml:space="preserve"> b</w:t>
+      </w:r>
+      <w:r>
+        <w:rPr>
+          <w:rFonts w:hint="eastAsia"/>
+        </w:rPr>
+        <w:t>，说明会溢出；</w:t>
+      </w:r>
+    </w:p>
+    <w:p>
+      <w:pPr>
+        <w:pStyle w:val="ListParagraph"/>
+        <w:numPr>
+          <w:ilvl w:val="0"/>
+          <w:numId w:val="8"/>
+        </w:numPr>
+        <w:ind w:firstLineChars="0"/>
+        <w:rPr>
+          <w:rFonts w:hint="eastAsia"/>
+        </w:rPr>
+      </w:pPr>
+      <w:r>
+        <w:rPr>
+          <w:rFonts w:hint="eastAsia"/>
+        </w:rPr>
+        <w:t>乘法</w:t>
+      </w:r>
+    </w:p>
+    <w:p>
+      <w:pPr>
+        <w:rPr>
+          <w:rFonts w:hint="eastAsia"/>
+        </w:rPr>
+      </w:pPr>
+      <w:r>
+        <w:rPr>
+          <w:rFonts w:hint="eastAsia"/>
+        </w:rPr>
+        <w:t>若</w:t>
+      </w:r>
+      <w:r>
+        <w:rPr>
+          <w:rFonts w:hint="eastAsia"/>
+        </w:rPr>
+        <w:t>a</w:t>
+      </w:r>
+      <w:r>
+        <w:rPr>
+          <w:rFonts w:hint="eastAsia"/>
+        </w:rPr>
+        <w:t>、</w:t>
+      </w:r>
+      <w:r>
+        <w:rPr>
+          <w:rFonts w:hint="eastAsia"/>
+        </w:rPr>
+        <w:t>b</w:t>
+      </w:r>
+      <w:r>
+        <w:rPr>
+          <w:rFonts w:hint="eastAsia"/>
+        </w:rPr>
+        <w:t>其一不为</w:t>
+      </w:r>
+      <w:r>
+        <w:rPr>
+          <w:rFonts w:hint="eastAsia"/>
+        </w:rPr>
+        <w:t>0</w:t>
+      </w:r>
+      <w:r>
+        <w:rPr>
+          <w:rFonts w:hint="eastAsia"/>
+        </w:rPr>
+        <w:t>，应满足</w:t>
+      </w:r>
+      <w:r>
+        <w:rPr>
+          <w:rFonts w:hint="eastAsia"/>
+        </w:rPr>
+        <w:t>DBL_MIN &lt;= a*b &lt;= DBL_MAX</w:t>
+      </w:r>
+      <w:r>
+        <w:rPr>
+          <w:rFonts w:hint="eastAsia"/>
+        </w:rPr>
+        <w:t>或者</w:t>
+      </w:r>
+      <w:r>
+        <w:rPr>
+          <w:rFonts w:hint="eastAsia"/>
+        </w:rPr>
+        <w:t>-DBL_MIN &gt;= a*b &gt;= -DBL_MAX</w:t>
+      </w:r>
+      <w:r>
+        <w:rPr>
+          <w:rFonts w:hint="eastAsia"/>
+        </w:rPr>
+        <w:t>；</w:t>
+      </w:r>
+    </w:p>
+    <w:p>
+      <w:pPr>
+        <w:rPr>
+          <w:rFonts w:hint="eastAsia"/>
+        </w:rPr>
+      </w:pPr>
+      <w:r>
+        <w:rPr>
+          <w:rFonts w:hint="eastAsia"/>
+        </w:rPr>
+        <w:t>a</w:t>
+      </w:r>
+      <w:r>
+        <w:rPr>
+          <w:rFonts w:hint="eastAsia"/>
+        </w:rPr>
+        <w:t>、</w:t>
+      </w:r>
+      <w:r>
+        <w:rPr>
+          <w:rFonts w:hint="eastAsia"/>
+        </w:rPr>
+        <w:t>b</w:t>
+      </w:r>
+      <w:r>
+        <w:rPr>
+          <w:rFonts w:hint="eastAsia"/>
+        </w:rPr>
+        <w:t>取其绝对值，</w:t>
+      </w:r>
+      <w:r>
+        <w:rPr>
+          <w:rFonts w:hint="eastAsia"/>
+        </w:rPr>
+        <w:t xml:space="preserve"> a = |a|</w:t>
+      </w:r>
+      <w:r>
+        <w:rPr>
+          <w:rFonts w:hint="eastAsia"/>
+        </w:rPr>
+        <w:t>，</w:t>
+      </w:r>
+      <w:r>
+        <w:rPr>
+          <w:rFonts w:hint="eastAsia"/>
+        </w:rPr>
+        <w:t>b = |b|</w:t>
+      </w:r>
+      <w:r>
+        <w:rPr>
+          <w:rFonts w:hint="eastAsia"/>
+        </w:rPr>
+        <w:t>，假设</w:t>
+      </w:r>
+      <w:r>
+        <w:rPr>
+          <w:rFonts w:hint="eastAsia"/>
+        </w:rPr>
+        <w:t>a&gt;=b</w:t>
+      </w:r>
+      <w:r>
+        <w:rPr>
+          <w:rFonts w:hint="eastAsia"/>
+        </w:rPr>
+        <w:t>，若</w:t>
+      </w:r>
+      <w:r>
+        <w:rPr>
+          <w:rFonts w:hint="eastAsia"/>
+        </w:rPr>
+        <w:t xml:space="preserve">a &gt; DBL_MAX/b &amp;&amp; b&gt;=1 </w:t>
+      </w:r>
+      <w:r>
+        <w:rPr>
+          <w:rFonts w:hint="eastAsia"/>
+        </w:rPr>
+        <w:t>或者</w:t>
+      </w:r>
+      <w:r>
+        <w:rPr>
+          <w:rFonts w:hint="eastAsia"/>
+        </w:rPr>
+        <w:t xml:space="preserve"> a &lt; DBL_MIN/b &amp;&amp; b &lt; 1</w:t>
+      </w:r>
+      <w:r>
+        <w:rPr>
+          <w:rFonts w:hint="eastAsia"/>
+        </w:rPr>
+        <w:t>，则说明溢出；</w:t>
+      </w:r>
+    </w:p>
+    <w:p>
+      <w:pPr>
+        <w:rPr>
+          <w:rFonts w:hint="eastAsia"/>
+        </w:rPr>
+      </w:pPr>
+      <w:r>
+        <w:rPr>
+          <w:rFonts w:hint="eastAsia"/>
+        </w:rPr>
+        <w:t>（</w:t>
+      </w:r>
+      <w:r>
+        <w:rPr>
+          <w:rFonts w:hint="eastAsia"/>
+        </w:rPr>
+        <w:t>3</w:t>
+      </w:r>
+      <w:r>
+        <w:rPr>
+          <w:rFonts w:hint="eastAsia"/>
+        </w:rPr>
+        <w:t>）除法</w:t>
+      </w:r>
+    </w:p>
+    <w:p>
+      <w:pPr>
+        <w:rPr>
+          <w:rFonts w:hint="eastAsia"/>
+        </w:rPr>
+      </w:pPr>
+      <w:r>
+        <w:rPr>
+          <w:rFonts w:hint="eastAsia"/>
+        </w:rPr>
+        <w:t>若</w:t>
+      </w:r>
+      <w:r>
+        <w:rPr>
+          <w:rFonts w:hint="eastAsia"/>
+        </w:rPr>
+        <w:t>b</w:t>
+      </w:r>
+      <w:r>
+        <w:rPr>
+          <w:rFonts w:hint="eastAsia"/>
+        </w:rPr>
+        <w:t>不为</w:t>
+      </w:r>
+      <w:r>
+        <w:rPr>
+          <w:rFonts w:hint="eastAsia"/>
+        </w:rPr>
+        <w:t>0</w:t>
+      </w:r>
+      <w:r>
+        <w:rPr>
+          <w:rFonts w:hint="eastAsia"/>
+        </w:rPr>
+        <w:t>，应满足</w:t>
+      </w:r>
+      <w:r>
+        <w:rPr>
+          <w:rFonts w:hint="eastAsia"/>
+        </w:rPr>
+        <w:t>DBL_MIN &lt;= |a/b| &lt;= DBL_MAX</w:t>
+      </w:r>
+      <w:r>
+        <w:rPr>
+          <w:rFonts w:hint="eastAsia"/>
+        </w:rPr>
+        <w:t>；</w:t>
+      </w:r>
+    </w:p>
+    <w:p>
+      <w:pPr>
+        <w:rPr>
+          <w:rFonts w:hint="eastAsia"/>
+        </w:rPr>
+      </w:pPr>
+      <w:r>
+        <w:rPr>
+          <w:rFonts w:hint="eastAsia"/>
+        </w:rPr>
+        <w:t>a</w:t>
+      </w:r>
+      <w:r>
+        <w:rPr>
+          <w:rFonts w:hint="eastAsia"/>
+        </w:rPr>
+        <w:t>、</w:t>
+      </w:r>
+      <w:r>
+        <w:rPr>
+          <w:rFonts w:hint="eastAsia"/>
+        </w:rPr>
+        <w:t>b</w:t>
+      </w:r>
+      <w:r>
+        <w:rPr>
+          <w:rFonts w:hint="eastAsia"/>
+        </w:rPr>
+        <w:t>取其绝对值，</w:t>
+      </w:r>
+      <w:r>
+        <w:rPr>
+          <w:rFonts w:hint="eastAsia"/>
+        </w:rPr>
+        <w:t xml:space="preserve"> a = |a|</w:t>
+      </w:r>
+      <w:r>
+        <w:rPr>
+          <w:rFonts w:hint="eastAsia"/>
+        </w:rPr>
+        <w:t>，</w:t>
+      </w:r>
+      <w:r>
+        <w:rPr>
+          <w:rFonts w:hint="eastAsia"/>
+        </w:rPr>
+        <w:t>b = |b|</w:t>
+      </w:r>
+      <w:r>
+        <w:rPr>
+          <w:rFonts w:hint="eastAsia"/>
+        </w:rPr>
+        <w:t>，若</w:t>
+      </w:r>
+      <w:r>
+        <w:rPr>
+          <w:rFonts w:hint="eastAsia"/>
+        </w:rPr>
+        <w:t xml:space="preserve"> b &gt;= 1 &amp;&amp; a &lt; DBL_MIN*b</w:t>
+      </w:r>
+      <w:r>
+        <w:rPr>
+          <w:rFonts w:hint="eastAsia"/>
+        </w:rPr>
+        <w:t>或者</w:t>
+      </w:r>
+      <w:r>
+        <w:rPr>
+          <w:rFonts w:hint="eastAsia"/>
+        </w:rPr>
+        <w:t>b &lt; 1 &amp;&amp; a &gt; DBL_MAX*b</w:t>
+      </w:r>
+      <w:r>
+        <w:rPr>
+          <w:rFonts w:hint="eastAsia"/>
+        </w:rPr>
+        <w:t>；则说明会溢出；</w:t>
+      </w:r>
+    </w:p>
+    <w:p>
+      <w:pPr>
+        <w:rPr>
+          <w:rFonts w:hint="eastAsia"/>
+        </w:rPr>
+      </w:pPr>
+      <w:r>
+        <w:rPr>
+          <w:rFonts w:hint="eastAsia"/>
+        </w:rPr>
+        <w:t>方法</w:t>
+      </w:r>
+      <w:r>
+        <w:rPr>
+          <w:rFonts w:hint="eastAsia"/>
+        </w:rPr>
+        <w:t>2</w:t>
+      </w:r>
+      <w:r>
+        <w:rPr>
+          <w:rFonts w:hint="eastAsia"/>
+        </w:rPr>
+        <w:t>原理类似于方法</w:t>
+      </w:r>
+      <w:r>
+        <w:rPr>
+          <w:rFonts w:hint="eastAsia"/>
+        </w:rPr>
+        <w:t>1</w:t>
+      </w:r>
+      <w:r>
+        <w:rPr>
+          <w:rFonts w:hint="eastAsia"/>
+        </w:rPr>
+        <w:t>，方法</w:t>
+      </w:r>
+      <w:r>
+        <w:rPr>
+          <w:rFonts w:hint="eastAsia"/>
+        </w:rPr>
+        <w:t>1</w:t>
+      </w:r>
+      <w:r>
+        <w:rPr>
+          <w:rFonts w:hint="eastAsia"/>
+        </w:rPr>
+        <w:t>根据计算结果来判断，方法</w:t>
+      </w:r>
+      <w:r>
+        <w:rPr>
+          <w:rFonts w:hint="eastAsia"/>
+        </w:rPr>
+        <w:t>2</w:t>
+      </w:r>
+      <w:r>
+        <w:rPr>
+          <w:rFonts w:hint="eastAsia"/>
+        </w:rPr>
+        <w:t>则在计算结果之前判断，</w:t>
+      </w:r>
+      <w:r>
+        <w:rPr>
+          <w:rFonts w:hint="eastAsia"/>
+        </w:rPr>
+        <w:t>DBL_MIN</w:t>
+      </w:r>
+      <w:r>
+        <w:rPr>
+          <w:rFonts w:hint="eastAsia"/>
+        </w:rPr>
+        <w:t>和</w:t>
+      </w:r>
+      <w:r>
+        <w:rPr>
+          <w:rFonts w:hint="eastAsia"/>
+        </w:rPr>
+        <w:t>DBL_MAX</w:t>
+      </w:r>
+      <w:r>
+        <w:rPr>
+          <w:rFonts w:hint="eastAsia"/>
+        </w:rPr>
+        <w:t>的定义不一定是真实可表示的边界值（例如</w:t>
+      </w:r>
+      <w:r>
+        <w:rPr>
+          <w:rFonts w:hint="eastAsia"/>
+        </w:rPr>
+        <w:t>DBL_MIN=</w:t>
+      </w:r>
+      <w:r>
+        <w:t xml:space="preserve"> 2.22507e-308</w:t>
+      </w:r>
+      <w:r>
+        <w:rPr>
+          <w:rFonts w:hint="eastAsia"/>
+        </w:rPr>
+        <w:t>，而实际上</w:t>
+      </w:r>
+      <w:r>
+        <w:rPr>
+          <w:rFonts w:hint="eastAsia"/>
+        </w:rPr>
+        <w:t>double</w:t>
+      </w:r>
+      <w:r>
+        <w:rPr>
+          <w:rFonts w:hint="eastAsia"/>
+        </w:rPr>
+        <w:t>还可以表示更小的边界值，如</w:t>
+      </w:r>
+      <w:r>
+        <w:t>4.94066e-324</w:t>
+      </w:r>
+      <w:r>
+        <w:rPr>
+          <w:rFonts w:hint="eastAsia"/>
+        </w:rPr>
+        <w:t>），因此方法</w:t>
+      </w:r>
+      <w:r>
+        <w:rPr>
+          <w:rFonts w:hint="eastAsia"/>
+        </w:rPr>
+        <w:t>2</w:t>
+      </w:r>
+      <w:r>
+        <w:rPr>
+          <w:rFonts w:hint="eastAsia"/>
+        </w:rPr>
+        <w:t>更严格些</w:t>
+      </w:r>
+      <w:r>
+        <w:rPr>
+          <w:rFonts w:hint="eastAsia"/>
+        </w:rPr>
+        <w:t>；由于溢出结果编译器怎么处理未定义（虽然所有编译器应该都一样），方法</w:t>
+      </w:r>
+      <w:r>
+        <w:rPr>
+          <w:rFonts w:hint="eastAsia"/>
+        </w:rPr>
+        <w:t>2</w:t>
+      </w:r>
+      <w:r>
+        <w:rPr>
+          <w:rFonts w:hint="eastAsia"/>
+        </w:rPr>
+        <w:t>才是完全跨平台的。</w:t>
+      </w:r>
+    </w:p>
+    <w:p/>
+    <w:p>
+      <w:r>
+        <w:rPr>
+          <w:rFonts w:hint="eastAsia"/>
+        </w:rPr>
+        <w:t>方法</w:t>
+      </w:r>
+      <w:r>
+        <w:rPr>
+          <w:rFonts w:hint="eastAsia"/>
+        </w:rPr>
+        <w:t>3</w:t>
+      </w:r>
+      <w:r>
+        <w:rPr>
+          <w:rFonts w:hint="eastAsia"/>
+        </w:rPr>
+        <w:t>：</w:t>
+      </w:r>
+    </w:p>
+    <w:p>
       <w:r>
         <w:rPr>
           <w:rFonts w:hint="eastAsia"/>
@@ -2071,11 +2657,6 @@
       </w:r>
     </w:p>
     <w:p>
-      <w:pPr>
-        <w:rPr>
-          <w:rFonts w:hint="eastAsia"/>
-        </w:rPr>
-      </w:pPr>
       <w:r>
         <w:rPr>
           <w:rFonts w:hint="eastAsia"/>
@@ -2084,11 +2665,6 @@
       </w:r>
     </w:p>
     <w:p>
-      <w:pPr>
-        <w:rPr>
-          <w:rFonts w:hint="eastAsia"/>
-        </w:rPr>
-      </w:pPr>
       <w:r>
         <w:rPr>
           <w:rFonts w:hint="eastAsia"/>
@@ -2097,11 +2673,6 @@
       </w:r>
     </w:p>
     <w:p>
-      <w:pPr>
-        <w:rPr>
-          <w:rFonts w:hint="eastAsia"/>
-        </w:rPr>
-      </w:pPr>
       <w:r>
         <w:rPr>
           <w:rFonts w:hint="eastAsia"/>
@@ -2110,11 +2681,6 @@
       </w:r>
     </w:p>
     <w:p>
-      <w:pPr>
-        <w:rPr>
-          <w:rFonts w:hint="eastAsia"/>
-        </w:rPr>
-      </w:pPr>
       <w:r>
         <w:rPr>
           <w:rFonts w:hint="eastAsia"/>
@@ -2123,11 +2689,6 @@
       </w:r>
     </w:p>
     <w:p>
-      <w:pPr>
-        <w:rPr>
-          <w:rFonts w:hint="eastAsia"/>
-        </w:rPr>
-      </w:pPr>
       <w:r>
         <w:rPr>
           <w:rFonts w:hint="eastAsia"/>
@@ -2136,11 +2697,6 @@
       </w:r>
     </w:p>
     <w:p>
-      <w:pPr>
-        <w:rPr>
-          <w:rFonts w:hint="eastAsia"/>
-        </w:rPr>
-      </w:pPr>
       <w:r>
         <w:rPr>
           <w:rFonts w:hint="eastAsia"/>
@@ -2149,11 +2705,6 @@
       </w:r>
     </w:p>
     <w:p>
-      <w:pPr>
-        <w:rPr>
-          <w:rFonts w:hint="eastAsia"/>
-        </w:rPr>
-      </w:pPr>
       <w:r>
         <w:rPr>
           <w:rFonts w:hint="eastAsia"/>
@@ -2162,11 +2713,6 @@
       </w:r>
     </w:p>
     <w:p>
-      <w:pPr>
-        <w:rPr>
-          <w:rFonts w:hint="eastAsia"/>
-        </w:rPr>
-      </w:pPr>
       <w:r>
         <w:rPr>
           <w:rFonts w:hint="eastAsia"/>
@@ -2175,11 +2721,6 @@
       </w:r>
     </w:p>
     <w:p>
-      <w:pPr>
-        <w:rPr>
-          <w:rFonts w:hint="eastAsia"/>
-        </w:rPr>
-      </w:pPr>
       <w:r>
         <w:rPr>
           <w:rFonts w:hint="eastAsia"/>
@@ -2188,11 +2729,6 @@
       </w:r>
     </w:p>
     <w:p>
-      <w:pPr>
-        <w:rPr>
-          <w:rFonts w:hint="eastAsia"/>
-        </w:rPr>
-      </w:pPr>
       <w:r>
         <w:rPr>
           <w:rFonts w:hint="eastAsia"/>
@@ -2201,11 +2737,6 @@
       </w:r>
     </w:p>
     <w:p>
-      <w:pPr>
-        <w:rPr>
-          <w:rFonts w:hint="eastAsia"/>
-        </w:rPr>
-      </w:pPr>
       <w:r>
         <w:rPr>
           <w:rFonts w:hint="eastAsia"/>
@@ -2214,11 +2745,6 @@
       </w:r>
     </w:p>
     <w:p>
-      <w:pPr>
-        <w:rPr>
-          <w:rFonts w:hint="eastAsia"/>
-        </w:rPr>
-      </w:pPr>
       <w:r>
         <w:rPr>
           <w:rFonts w:hint="eastAsia"/>
@@ -2227,11 +2753,6 @@
       </w:r>
     </w:p>
     <w:p>
-      <w:pPr>
-        <w:rPr>
-          <w:rFonts w:hint="eastAsia"/>
-        </w:rPr>
-      </w:pPr>
       <w:r>
         <w:rPr>
           <w:rFonts w:hint="eastAsia"/>
@@ -2286,11 +2807,6 @@
       </w:r>
     </w:p>
     <w:p>
-      <w:pPr>
-        <w:rPr>
-          <w:rFonts w:hint="eastAsia"/>
-        </w:rPr>
-      </w:pPr>
       <w:r>
         <w:rPr>
           <w:rFonts w:hint="eastAsia"/>
@@ -2329,11 +2845,6 @@
       </w:r>
     </w:p>
     <w:p>
-      <w:pPr>
-        <w:rPr>
-          <w:rFonts w:hint="eastAsia"/>
-        </w:rPr>
-      </w:pPr>
       <w:r>
         <w:t>after d3/d1 : overflow = 0 : underflow = 1</w:t>
       </w:r>
@@ -2390,7 +2901,13 @@
         <w:t>无需处理</w:t>
       </w:r>
     </w:p>
-    <w:p/>
+    <w:p>
+      <w:pPr>
+        <w:rPr>
+          <w:rFonts w:hint="eastAsia"/>
+        </w:rPr>
+      </w:pPr>
+    </w:p>
     <w:p>
       <w:r>
         <w:rPr>
@@ -2792,6 +3309,95 @@
     </w:lvl>
   </w:abstractNum>
   <w:abstractNum w:abstractNumId="3">
+    <w:nsid w:val="2B6462C8"/>
+    <w:multiLevelType w:val="hybridMultilevel"/>
+    <w:tmpl w:val="D510788E"/>
+    <w:lvl w:ilvl="0" w:tplc="F20A223C">
+      <w:start w:val="1"/>
+      <w:numFmt w:val="decimal"/>
+      <w:lvlText w:val="（%1）"/>
+      <w:lvlJc w:val="left"/>
+      <w:pPr>
+        <w:ind w:left="1077" w:hanging="720"/>
+      </w:pPr>
+      <w:rPr>
+        <w:rFonts w:hint="default"/>
+      </w:rPr>
+    </w:lvl>
+    <w:lvl w:ilvl="1" w:tplc="04090019" w:tentative="1">
+      <w:start w:val="1"/>
+      <w:numFmt w:val="lowerLetter"/>
+      <w:lvlText w:val="%2)"/>
+      <w:lvlJc w:val="left"/>
+      <w:pPr>
+        <w:ind w:left="1197" w:hanging="420"/>
+      </w:pPr>
+    </w:lvl>
+    <w:lvl w:ilvl="2" w:tplc="0409001B" w:tentative="1">
+      <w:start w:val="1"/>
+      <w:numFmt w:val="lowerRoman"/>
+      <w:lvlText w:val="%3."/>
+      <w:lvlJc w:val="right"/>
+      <w:pPr>
+        <w:ind w:left="1617" w:hanging="420"/>
+      </w:pPr>
+    </w:lvl>
+    <w:lvl w:ilvl="3" w:tplc="0409000F" w:tentative="1">
+      <w:start w:val="1"/>
+      <w:numFmt w:val="decimal"/>
+      <w:lvlText w:val="%4."/>
+      <w:lvlJc w:val="left"/>
+      <w:pPr>
+        <w:ind w:left="2037" w:hanging="420"/>
+      </w:pPr>
+    </w:lvl>
+    <w:lvl w:ilvl="4" w:tplc="04090019" w:tentative="1">
+      <w:start w:val="1"/>
+      <w:numFmt w:val="lowerLetter"/>
+      <w:lvlText w:val="%5)"/>
+      <w:lvlJc w:val="left"/>
+      <w:pPr>
+        <w:ind w:left="2457" w:hanging="420"/>
+      </w:pPr>
+    </w:lvl>
+    <w:lvl w:ilvl="5" w:tplc="0409001B" w:tentative="1">
+      <w:start w:val="1"/>
+      <w:numFmt w:val="lowerRoman"/>
+      <w:lvlText w:val="%6."/>
+      <w:lvlJc w:val="right"/>
+      <w:pPr>
+        <w:ind w:left="2877" w:hanging="420"/>
+      </w:pPr>
+    </w:lvl>
+    <w:lvl w:ilvl="6" w:tplc="0409000F" w:tentative="1">
+      <w:start w:val="1"/>
+      <w:numFmt w:val="decimal"/>
+      <w:lvlText w:val="%7."/>
+      <w:lvlJc w:val="left"/>
+      <w:pPr>
+        <w:ind w:left="3297" w:hanging="420"/>
+      </w:pPr>
+    </w:lvl>
+    <w:lvl w:ilvl="7" w:tplc="04090019" w:tentative="1">
+      <w:start w:val="1"/>
+      <w:numFmt w:val="lowerLetter"/>
+      <w:lvlText w:val="%8)"/>
+      <w:lvlJc w:val="left"/>
+      <w:pPr>
+        <w:ind w:left="3717" w:hanging="420"/>
+      </w:pPr>
+    </w:lvl>
+    <w:lvl w:ilvl="8" w:tplc="0409001B" w:tentative="1">
+      <w:start w:val="1"/>
+      <w:numFmt w:val="lowerRoman"/>
+      <w:lvlText w:val="%9."/>
+      <w:lvlJc w:val="right"/>
+      <w:pPr>
+        <w:ind w:left="4137" w:hanging="420"/>
+      </w:pPr>
+    </w:lvl>
+  </w:abstractNum>
+  <w:abstractNum w:abstractNumId="4">
     <w:nsid w:val="30C35809"/>
     <w:multiLevelType w:val="hybridMultilevel"/>
     <w:tmpl w:val="21E2363E"/>
@@ -2880,7 +3486,7 @@
       </w:pPr>
     </w:lvl>
   </w:abstractNum>
-  <w:abstractNum w:abstractNumId="4">
+  <w:abstractNum w:abstractNumId="5">
     <w:nsid w:val="589E00D2"/>
     <w:multiLevelType w:val="hybridMultilevel"/>
     <w:tmpl w:val="712282AA"/>
@@ -2971,7 +3577,7 @@
     <w:abstractNumId w:val="1"/>
   </w:num>
   <w:num w:numId="2">
-    <w:abstractNumId w:val="4"/>
+    <w:abstractNumId w:val="5"/>
   </w:num>
   <w:num w:numId="3">
     <w:abstractNumId w:val="2"/>
@@ -2986,6 +3592,9 @@
     <w:abstractNumId w:val="0"/>
   </w:num>
   <w:num w:numId="7">
+    <w:abstractNumId w:val="4"/>
+  </w:num>
+  <w:num w:numId="8">
     <w:abstractNumId w:val="3"/>
   </w:num>
 </w:numbering>

--- a/internal_doc/03.开发设计/数值运算溢出-类型提升-修改方案.docx
+++ b/internal_doc/03.开发设计/数值运算溢出-类型提升-修改方案.docx
@@ -410,11 +410,19 @@
       </w:r>
     </w:p>
     <w:p>
+      <w:commentRangeStart w:id="0"/>
       <w:r>
         <w:rPr>
           <w:rFonts w:hint="eastAsia"/>
         </w:rPr>
         <w:t>其中加减法统一视为加法</w:t>
+      </w:r>
+      <w:commentRangeEnd w:id="0"/>
+      <w:r>
+        <w:rPr>
+          <w:rStyle w:val="CommentReference"/>
+        </w:rPr>
+        <w:commentReference w:id="0"/>
       </w:r>
     </w:p>
     <w:p/>
@@ -913,12 +921,20 @@
         </w:rPr>
         <w:t>为</w:t>
       </w:r>
+      <w:commentRangeStart w:id="1"/>
       <w:r>
         <w:rPr>
           <w:rFonts w:hint="eastAsia"/>
           <w:b/>
         </w:rPr>
         <w:t>INT64</w:t>
+      </w:r>
+      <w:commentRangeEnd w:id="1"/>
+      <w:r>
+        <w:rPr>
+          <w:rStyle w:val="CommentReference"/>
+        </w:rPr>
+        <w:commentReference w:id="1"/>
       </w:r>
       <w:r>
         <w:rPr>
@@ -945,11 +961,25 @@
       </w:r>
     </w:p>
     <w:p>
-      <w:r>
-        <w:rPr>
-          <w:rFonts w:hint="eastAsia"/>
-        </w:rPr>
-        <w:t>有标准的判断方法，即：若</w:t>
+      <w:commentRangeStart w:id="2"/>
+      <w:r>
+        <w:rPr>
+          <w:rFonts w:hint="eastAsia"/>
+        </w:rPr>
+        <w:t>有标准的判断方法</w:t>
+      </w:r>
+      <w:commentRangeEnd w:id="2"/>
+      <w:r>
+        <w:rPr>
+          <w:rStyle w:val="CommentReference"/>
+        </w:rPr>
+        <w:commentReference w:id="2"/>
+      </w:r>
+      <w:r>
+        <w:rPr>
+          <w:rFonts w:hint="eastAsia"/>
+        </w:rPr>
+        <w:t>，即：若</w:t>
       </w:r>
       <w:r>
         <w:rPr>
@@ -1147,12 +1177,20 @@
         </w:numPr>
         <w:ind w:firstLineChars="0"/>
       </w:pPr>
+      <w:commentRangeStart w:id="3"/>
       <w:r>
         <w:rPr>
           <w:rFonts w:hint="eastAsia"/>
         </w:rPr>
         <w:t>乘法</w:t>
       </w:r>
+      <w:commentRangeEnd w:id="3"/>
+      <w:r>
+        <w:rPr>
+          <w:rStyle w:val="CommentReference"/>
+        </w:rPr>
+        <w:commentReference w:id="3"/>
+      </w:r>
     </w:p>
     <w:p>
       <w:r>
@@ -1275,12 +1313,20 @@
         </w:rPr>
         <w:t>b</w:t>
       </w:r>
+      <w:commentRangeStart w:id="4"/>
       <w:r>
         <w:rPr>
           <w:rFonts w:hint="eastAsia"/>
         </w:rPr>
         <w:t>都切分为前后两个</w:t>
       </w:r>
+      <w:commentRangeEnd w:id="4"/>
+      <w:r>
+        <w:rPr>
+          <w:rStyle w:val="CommentReference"/>
+        </w:rPr>
+        <w:commentReference w:id="4"/>
+      </w:r>
       <w:r>
         <w:rPr>
           <w:rFonts w:hint="eastAsia"/>
@@ -1297,7 +1343,27 @@
         <w:rPr>
           <w:rFonts w:hint="eastAsia"/>
         </w:rPr>
-        <w:t>a = a1 * 2^32 + a2</w:t>
+        <w:t>a = a1 * 2^</w:t>
+      </w:r>
+      <w:commentRangeStart w:id="5"/>
+      <w:r>
+        <w:rPr>
+          <w:rFonts w:hint="eastAsia"/>
+        </w:rPr>
+        <w:t>32</w:t>
+      </w:r>
+      <w:commentRangeEnd w:id="5"/>
+      <w:r>
+        <w:rPr>
+          <w:rStyle w:val="CommentReference"/>
+        </w:rPr>
+        <w:commentReference w:id="5"/>
+      </w:r>
+      <w:r>
+        <w:rPr>
+          <w:rFonts w:hint="eastAsia"/>
+        </w:rPr>
+        <w:t xml:space="preserve"> + a2</w:t>
       </w:r>
       <w:r>
         <w:rPr>
@@ -1417,7 +1483,14 @@
         <w:rPr>
           <w:rFonts w:hint="eastAsia"/>
         </w:rPr>
-        <w:t>以上几种方法，方法</w:t>
+        <w:t>以上几种方法，</w:t>
+      </w:r>
+      <w:commentRangeStart w:id="6"/>
+      <w:r>
+        <w:rPr>
+          <w:rFonts w:hint="eastAsia"/>
+        </w:rPr>
+        <w:t>方法</w:t>
       </w:r>
       <w:r>
         <w:rPr>
@@ -1441,7 +1514,20 @@
         <w:rPr>
           <w:rFonts w:hint="eastAsia"/>
         </w:rPr>
-        <w:t>最简单。</w:t>
+        <w:t>最简单</w:t>
+      </w:r>
+      <w:commentRangeEnd w:id="6"/>
+      <w:r>
+        <w:rPr>
+          <w:rStyle w:val="CommentReference"/>
+        </w:rPr>
+        <w:commentReference w:id="6"/>
+      </w:r>
+      <w:r>
+        <w:rPr>
+          <w:rFonts w:hint="eastAsia"/>
+        </w:rPr>
+        <w:t>。</w:t>
       </w:r>
     </w:p>
     <w:p>
@@ -1508,12 +1594,20 @@
         </w:rPr>
         <w:t>为</w:t>
       </w:r>
+      <w:commentRangeStart w:id="7"/>
       <w:r>
         <w:rPr>
           <w:rFonts w:hint="eastAsia"/>
           <w:b/>
         </w:rPr>
         <w:t>double</w:t>
+      </w:r>
+      <w:commentRangeEnd w:id="7"/>
+      <w:r>
+        <w:rPr>
+          <w:rStyle w:val="CommentReference"/>
+        </w:rPr>
+        <w:commentReference w:id="7"/>
       </w:r>
       <w:r>
         <w:rPr>
@@ -1892,7 +1986,27 @@
         <w:rPr>
           <w:rFonts w:hint="eastAsia"/>
         </w:rPr>
-        <w:t>，浮点的指数溢出（这算是溢出还是精度损耗？）</w:t>
+        <w:t>，浮点的指数溢出（这算是溢出还是</w:t>
+      </w:r>
+      <w:commentRangeStart w:id="8"/>
+      <w:r>
+        <w:rPr>
+          <w:rFonts w:hint="eastAsia"/>
+        </w:rPr>
+        <w:t>精度损耗</w:t>
+      </w:r>
+      <w:commentRangeEnd w:id="8"/>
+      <w:r>
+        <w:rPr>
+          <w:rStyle w:val="CommentReference"/>
+        </w:rPr>
+        <w:commentReference w:id="8"/>
+      </w:r>
+      <w:r>
+        <w:rPr>
+          <w:rFonts w:hint="eastAsia"/>
+        </w:rPr>
+        <w:t>？）</w:t>
       </w:r>
     </w:p>
     <w:p>
@@ -1928,15 +2042,30 @@
         <w:rPr>
           <w:rFonts w:hint="eastAsia"/>
         </w:rPr>
-        <w:t>，另作处理；</w:t>
-      </w:r>
-    </w:p>
-    <w:p>
-      <w:pPr>
-        <w:rPr>
-          <w:rFonts w:hint="eastAsia"/>
-        </w:rPr>
-      </w:pPr>
+        <w:t>，</w:t>
+      </w:r>
+      <w:commentRangeStart w:id="9"/>
+      <w:r>
+        <w:rPr>
+          <w:rFonts w:hint="eastAsia"/>
+        </w:rPr>
+        <w:t>另作处理</w:t>
+      </w:r>
+      <w:commentRangeEnd w:id="9"/>
+      <w:r>
+        <w:rPr>
+          <w:rStyle w:val="CommentReference"/>
+        </w:rPr>
+        <w:commentReference w:id="9"/>
+      </w:r>
+      <w:r>
+        <w:rPr>
+          <w:rFonts w:hint="eastAsia"/>
+        </w:rPr>
+        <w:t>；</w:t>
+      </w:r>
+    </w:p>
+    <w:p>
       <w:r>
         <w:rPr>
           <w:rFonts w:hint="eastAsia"/>
@@ -1946,11 +2075,6 @@
       </w:r>
     </w:p>
     <w:p>
-      <w:pPr>
-        <w:rPr>
-          <w:rFonts w:hint="eastAsia"/>
-        </w:rPr>
-      </w:pPr>
       <w:r>
         <w:rPr>
           <w:rFonts w:hint="eastAsia"/>
@@ -1978,9 +2102,6 @@
           <w:numId w:val="8"/>
         </w:numPr>
         <w:ind w:firstLineChars="0"/>
-        <w:rPr>
-          <w:rFonts w:hint="eastAsia"/>
-        </w:rPr>
       </w:pPr>
       <w:r>
         <w:rPr>
@@ -1990,11 +2111,6 @@
       </w:r>
     </w:p>
     <w:p>
-      <w:pPr>
-        <w:rPr>
-          <w:rFonts w:hint="eastAsia"/>
-        </w:rPr>
-      </w:pPr>
       <w:r>
         <w:rPr>
           <w:rFonts w:hint="eastAsia"/>
@@ -2100,9 +2216,6 @@
           <w:numId w:val="8"/>
         </w:numPr>
         <w:ind w:firstLineChars="0"/>
-        <w:rPr>
-          <w:rFonts w:hint="eastAsia"/>
-        </w:rPr>
       </w:pPr>
       <w:r>
         <w:rPr>
@@ -2112,11 +2225,6 @@
       </w:r>
     </w:p>
     <w:p>
-      <w:pPr>
-        <w:rPr>
-          <w:rFonts w:hint="eastAsia"/>
-        </w:rPr>
-      </w:pPr>
       <w:r>
         <w:rPr>
           <w:rFonts w:hint="eastAsia"/>
@@ -2185,11 +2293,6 @@
       </w:r>
     </w:p>
     <w:p>
-      <w:pPr>
-        <w:rPr>
-          <w:rFonts w:hint="eastAsia"/>
-        </w:rPr>
-      </w:pPr>
       <w:r>
         <w:rPr>
           <w:rFonts w:hint="eastAsia"/>
@@ -2276,11 +2379,6 @@
       </w:r>
     </w:p>
     <w:p>
-      <w:pPr>
-        <w:rPr>
-          <w:rFonts w:hint="eastAsia"/>
-        </w:rPr>
-      </w:pPr>
       <w:r>
         <w:rPr>
           <w:rFonts w:hint="eastAsia"/>
@@ -2301,11 +2399,6 @@
       </w:r>
     </w:p>
     <w:p>
-      <w:pPr>
-        <w:rPr>
-          <w:rFonts w:hint="eastAsia"/>
-        </w:rPr>
-      </w:pPr>
       <w:r>
         <w:rPr>
           <w:rFonts w:hint="eastAsia"/>
@@ -2350,11 +2443,6 @@
       </w:r>
     </w:p>
     <w:p>
-      <w:pPr>
-        <w:rPr>
-          <w:rFonts w:hint="eastAsia"/>
-        </w:rPr>
-      </w:pPr>
       <w:r>
         <w:rPr>
           <w:rFonts w:hint="eastAsia"/>
@@ -2429,11 +2517,6 @@
       </w:r>
     </w:p>
     <w:p>
-      <w:pPr>
-        <w:rPr>
-          <w:rFonts w:hint="eastAsia"/>
-        </w:rPr>
-      </w:pPr>
       <w:r>
         <w:rPr>
           <w:rFonts w:hint="eastAsia"/>
@@ -2777,7 +2860,7 @@
                     </pic:cNvPicPr>
                   </pic:nvPicPr>
                   <pic:blipFill>
-                    <a:blip r:embed="rId7"/>
+                    <a:blip r:embed="rId8"/>
                     <a:srcRect/>
                     <a:stretch>
                       <a:fillRect/>
@@ -2901,13 +2984,7 @@
         <w:t>无需处理</w:t>
       </w:r>
     </w:p>
-    <w:p>
-      <w:pPr>
-        <w:rPr>
-          <w:rFonts w:hint="eastAsia"/>
-        </w:rPr>
-      </w:pPr>
-    </w:p>
+    <w:p/>
     <w:p>
       <w:r>
         <w:rPr>
@@ -3001,6 +3078,195 @@
     </w:sectPr>
   </w:body>
 </w:document>
+</file>
+
+<file path=word/comments.xml><?xml version="1.0" encoding="utf-8"?>
+<w:comments xmlns:ve="http://schemas.openxmlformats.org/markup-compatibility/2006" xmlns:o="urn:schemas-microsoft-com:office:office" xmlns:r="http://schemas.openxmlformats.org/officeDocument/2006/relationships" xmlns:m="http://schemas.openxmlformats.org/officeDocument/2006/math" xmlns:v="urn:schemas-microsoft-com:vml" xmlns:wp="http://schemas.openxmlformats.org/drawingml/2006/wordprocessingDrawing" xmlns:w10="urn:schemas-microsoft-com:office:word" xmlns:w="http://schemas.openxmlformats.org/wordprocessingml/2006/main" xmlns:wne="http://schemas.microsoft.com/office/word/2006/wordml">
+  <w:comment w:id="0" w:author="linyuebang" w:date="2016-08-31T11:02:00Z" w:initials="l">
+    <w:p>
+      <w:pPr>
+        <w:pStyle w:val="CommentText"/>
+      </w:pPr>
+      <w:r>
+        <w:rPr>
+          <w:rStyle w:val="CommentReference"/>
+        </w:rPr>
+        <w:annotationRef/>
+      </w:r>
+      <w:r>
+        <w:rPr>
+          <w:rFonts w:hint="eastAsia"/>
+        </w:rPr>
+        <w:t>明显怎么将减法视为加法</w:t>
+      </w:r>
+    </w:p>
+  </w:comment>
+  <w:comment w:id="1" w:author="linyuebang" w:date="2016-08-31T11:39:00Z" w:initials="l">
+    <w:p>
+      <w:pPr>
+        <w:pStyle w:val="CommentText"/>
+      </w:pPr>
+      <w:r>
+        <w:rPr>
+          <w:rStyle w:val="CommentReference"/>
+        </w:rPr>
+        <w:annotationRef/>
+      </w:r>
+      <w:r>
+        <w:rPr>
+          <w:rFonts w:hint="eastAsia"/>
+        </w:rPr>
+        <w:t>表格</w:t>
+      </w:r>
+    </w:p>
+  </w:comment>
+  <w:comment w:id="2" w:author="linyuebang" w:date="2016-08-31T11:08:00Z" w:initials="l">
+    <w:p>
+      <w:pPr>
+        <w:pStyle w:val="CommentText"/>
+      </w:pPr>
+      <w:r>
+        <w:rPr>
+          <w:rStyle w:val="CommentReference"/>
+        </w:rPr>
+        <w:annotationRef/>
+      </w:r>
+      <w:r>
+        <w:rPr>
+          <w:rFonts w:hint="eastAsia"/>
+        </w:rPr>
+        <w:t>把所有情况列出来，还原法</w:t>
+      </w:r>
+    </w:p>
+  </w:comment>
+  <w:comment w:id="3" w:author="linyuebang" w:date="2016-08-31T11:28:00Z" w:initials="l">
+    <w:p>
+      <w:pPr>
+        <w:pStyle w:val="CommentText"/>
+      </w:pPr>
+      <w:r>
+        <w:rPr>
+          <w:rStyle w:val="CommentReference"/>
+        </w:rPr>
+        <w:annotationRef/>
+      </w:r>
+      <w:r>
+        <w:rPr>
+          <w:rFonts w:hint="eastAsia"/>
+        </w:rPr>
+        <w:t>安全值处理</w:t>
+      </w:r>
+    </w:p>
+  </w:comment>
+  <w:comment w:id="4" w:author="linyuebang" w:date="2016-08-31T11:12:00Z" w:initials="l">
+    <w:p>
+      <w:pPr>
+        <w:pStyle w:val="CommentText"/>
+      </w:pPr>
+      <w:r>
+        <w:rPr>
+          <w:rStyle w:val="CommentReference"/>
+        </w:rPr>
+        <w:annotationRef/>
+      </w:r>
+      <w:r>
+        <w:rPr>
+          <w:rFonts w:hint="eastAsia"/>
+        </w:rPr>
+        <w:t>表述</w:t>
+      </w:r>
+    </w:p>
+  </w:comment>
+  <w:comment w:id="5" w:author="linyuebang" w:date="2016-08-31T11:16:00Z" w:initials="l">
+    <w:p>
+      <w:pPr>
+        <w:pStyle w:val="CommentText"/>
+      </w:pPr>
+      <w:r>
+        <w:rPr>
+          <w:rStyle w:val="CommentReference"/>
+        </w:rPr>
+        <w:annotationRef/>
+      </w:r>
+      <w:r>
+        <w:rPr>
+          <w:rFonts w:hint="eastAsia"/>
+        </w:rPr>
+        <w:t>改为位移</w:t>
+      </w:r>
+    </w:p>
+  </w:comment>
+  <w:comment w:id="6" w:author="linyuebang" w:date="2016-08-31T11:17:00Z" w:initials="l">
+    <w:p>
+      <w:pPr>
+        <w:pStyle w:val="CommentText"/>
+      </w:pPr>
+      <w:r>
+        <w:rPr>
+          <w:rStyle w:val="CommentReference"/>
+        </w:rPr>
+        <w:annotationRef/>
+      </w:r>
+      <w:r>
+        <w:rPr>
+          <w:rFonts w:hint="eastAsia"/>
+        </w:rPr>
+        <w:t>有误</w:t>
+      </w:r>
+    </w:p>
+  </w:comment>
+  <w:comment w:id="7" w:author="linyuebang" w:date="2016-08-31T11:38:00Z" w:initials="l">
+    <w:p>
+      <w:pPr>
+        <w:pStyle w:val="CommentText"/>
+      </w:pPr>
+      <w:r>
+        <w:rPr>
+          <w:rStyle w:val="CommentReference"/>
+        </w:rPr>
+        <w:annotationRef/>
+      </w:r>
+      <w:r>
+        <w:rPr>
+          <w:rFonts w:hint="eastAsia"/>
+        </w:rPr>
+        <w:t>不考虑</w:t>
+      </w:r>
+    </w:p>
+  </w:comment>
+  <w:comment w:id="8" w:author="linyuebang" w:date="2016-08-31T11:37:00Z" w:initials="l">
+    <w:p>
+      <w:pPr>
+        <w:pStyle w:val="CommentText"/>
+      </w:pPr>
+      <w:r>
+        <w:rPr>
+          <w:rStyle w:val="CommentReference"/>
+        </w:rPr>
+        <w:annotationRef/>
+      </w:r>
+      <w:r>
+        <w:rPr>
+          <w:rFonts w:hint="eastAsia"/>
+        </w:rPr>
+        <w:t>可以不考虑</w:t>
+      </w:r>
+    </w:p>
+  </w:comment>
+  <w:comment w:id="9" w:author="linyuebang" w:date="2016-08-31T11:34:00Z" w:initials="l">
+    <w:p>
+      <w:pPr>
+        <w:pStyle w:val="CommentText"/>
+      </w:pPr>
+      <w:r>
+        <w:rPr>
+          <w:rStyle w:val="CommentReference"/>
+        </w:rPr>
+        <w:annotationRef/>
+      </w:r>
+    </w:p>
+  </w:comment>
+</w:comments>
 </file>
 
 <file path=word/endnotes.xml><?xml version="1.0" encoding="utf-8"?>
@@ -4206,6 +4472,64 @@
       <w:szCs w:val="16"/>
     </w:rPr>
   </w:style>
+  <w:style w:type="character" w:styleId="CommentReference">
+    <w:name w:val="annotation reference"/>
+    <w:basedOn w:val="DefaultParagraphFont"/>
+    <w:uiPriority w:val="99"/>
+    <w:semiHidden/>
+    <w:unhideWhenUsed/>
+    <w:rsid w:val="00711C25"/>
+    <w:rPr>
+      <w:sz w:val="21"/>
+      <w:szCs w:val="21"/>
+    </w:rPr>
+  </w:style>
+  <w:style w:type="paragraph" w:styleId="CommentText">
+    <w:name w:val="annotation text"/>
+    <w:basedOn w:val="Normal"/>
+    <w:link w:val="CommentTextChar"/>
+    <w:uiPriority w:val="99"/>
+    <w:semiHidden/>
+    <w:unhideWhenUsed/>
+    <w:rsid w:val="00711C25"/>
+    <w:pPr>
+      <w:jc w:val="left"/>
+    </w:pPr>
+  </w:style>
+  <w:style w:type="character" w:customStyle="1" w:styleId="CommentTextChar">
+    <w:name w:val="Comment Text Char"/>
+    <w:basedOn w:val="DefaultParagraphFont"/>
+    <w:link w:val="CommentText"/>
+    <w:uiPriority w:val="99"/>
+    <w:semiHidden/>
+    <w:rsid w:val="00711C25"/>
+  </w:style>
+  <w:style w:type="paragraph" w:styleId="CommentSubject">
+    <w:name w:val="annotation subject"/>
+    <w:basedOn w:val="CommentText"/>
+    <w:next w:val="CommentText"/>
+    <w:link w:val="CommentSubjectChar"/>
+    <w:uiPriority w:val="99"/>
+    <w:semiHidden/>
+    <w:unhideWhenUsed/>
+    <w:rsid w:val="00711C25"/>
+    <w:rPr>
+      <w:b/>
+      <w:bCs/>
+    </w:rPr>
+  </w:style>
+  <w:style w:type="character" w:customStyle="1" w:styleId="CommentSubjectChar">
+    <w:name w:val="Comment Subject Char"/>
+    <w:basedOn w:val="CommentTextChar"/>
+    <w:link w:val="CommentSubject"/>
+    <w:uiPriority w:val="99"/>
+    <w:semiHidden/>
+    <w:rsid w:val="00711C25"/>
+    <w:rPr>
+      <w:b/>
+      <w:bCs/>
+    </w:rPr>
+  </w:style>
 </w:styles>
 </file>
 
